--- a/handoff/phuc/ucs.docx
+++ b/handoff/phuc/ucs.docx
@@ -119,70 +119,7 @@
         <w:rPr>
           <w:lang w:val="vi-VN"/>
         </w:rPr>
-        <w:t xml:space="preserve">Nội dung đối chiếu ngày 29/10/2026 với commit</w:t>
-      </w:r>
-      <w:r>
-        <w:rPr>
-          <w:lang w:val="vi-VN"/>
-        </w:rPr>
-        <w:t xml:space="preserve"> </w:t>
-      </w:r>
-      <w:r>
-        <w:rPr>
-          <w:rStyle w:val="VerbatimChar"/>
-          <w:lang w:val="vi-VN"/>
-        </w:rPr>
-        <w:t xml:space="preserve">572156d7f596372a59bb9ad2e8e6ed200b3162d1</w:t>
-      </w:r>
-      <w:r>
-        <w:rPr>
-          <w:lang w:val="vi-VN"/>
-        </w:rPr>
-        <w:t xml:space="preserve"> </w:t>
-      </w:r>
-      <w:r>
-        <w:rPr>
-          <w:lang w:val="vi-VN"/>
-        </w:rPr>
-        <w:t xml:space="preserve">của repo</w:t>
-      </w:r>
-      <w:r>
-        <w:rPr>
-          <w:lang w:val="vi-VN"/>
-        </w:rPr>
-        <w:t xml:space="preserve"> </w:t>
-      </w:r>
-      <w:r>
-        <w:rPr>
-          <w:rStyle w:val="VerbatimChar"/>
-          <w:lang w:val="vi-VN"/>
-        </w:rPr>
-        <w:t xml:space="preserve">pnthuc/Bloxorz</w:t>
-      </w:r>
-      <w:r>
-        <w:rPr>
-          <w:lang w:val="vi-VN"/>
-        </w:rPr>
-        <w:t xml:space="preserve">. Commit này bổ sung P01 sau commit</w:t>
-      </w:r>
-      <w:r>
-        <w:rPr>
-          <w:lang w:val="vi-VN"/>
-        </w:rPr>
-        <w:t xml:space="preserve"> </w:t>
-      </w:r>
-      <w:r>
-        <w:rPr>
-          <w:rStyle w:val="VerbatimChar"/>
-          <w:lang w:val="vi-VN"/>
-        </w:rPr>
-        <w:t xml:space="preserve">71c3a52</w:t>
-      </w:r>
-      <w:r>
-        <w:rPr>
-          <w:lang w:val="vi-VN"/>
-        </w:rPr>
-        <w:t xml:space="preserve">; công thức chi phí và code UCS không thay đổi. Tài liệu gửi Nam để ghép báo cáo, video và gửi Thiện để đối chiếu phần</w:t>
+        <w:t xml:space="preserve">Ngày đối chiếu là 30/10/2026. Bản cập nhật dùng mô hình tám hướng, chọn khối miễn phí đã có trên main. Tài liệu gửi Nam để ghép báo cáo, video và gửi Thiện để đối chiếu phần</w:t>
       </w:r>
       <w:r>
         <w:rPr>
@@ -225,6 +162,62 @@
     </w:p>
     <w:p>
       <w:pPr>
+        <w:pStyle w:val="BodyText"/>
+        <w:widowControl/>
+      </w:pPr>
+      <w:r>
+        <w:rPr>
+          <w:lang w:val="vi-VN"/>
+        </w:rPr>
+        <w:t xml:space="preserve">Commit đối chiếu là</w:t>
+      </w:r>
+      <w:r>
+        <w:rPr>
+          <w:lang w:val="vi-VN"/>
+        </w:rPr>
+        <w:t xml:space="preserve"> </w:t>
+      </w:r>
+      <w:r>
+        <w:rPr>
+          <w:rStyle w:val="VerbatimChar"/>
+          <w:lang w:val="vi-VN"/>
+        </w:rPr>
+        <w:t xml:space="preserve">721c198dfc2a6fff92d451a763015d974fa3b52a</w:t>
+      </w:r>
+      <w:r>
+        <w:rPr>
+          <w:lang w:val="vi-VN"/>
+        </w:rPr>
+        <w:t xml:space="preserve"> </w:t>
+      </w:r>
+      <w:r>
+        <w:rPr>
+          <w:lang w:val="vi-VN"/>
+        </w:rPr>
+        <w:t xml:space="preserve">của repo</w:t>
+      </w:r>
+      <w:r>
+        <w:rPr>
+          <w:lang w:val="vi-VN"/>
+        </w:rPr>
+        <w:t xml:space="preserve"> </w:t>
+      </w:r>
+      <w:r>
+        <w:rPr>
+          <w:rStyle w:val="VerbatimChar"/>
+          <w:lang w:val="vi-VN"/>
+        </w:rPr>
+        <w:t xml:space="preserve">pnthuc/Bloxorz</w:t>
+      </w:r>
+      <w:r>
+        <w:rPr>
+          <w:lang w:val="vi-VN"/>
+        </w:rPr>
+        <w:t xml:space="preserve">.</w:t>
+      </w:r>
+    </w:p>
+    <w:p>
+      <w:pPr>
         <w:pStyle w:val="Heading1"/>
         <w:widowControl/>
       </w:pPr>
@@ -296,7 +289,32 @@
         <w:rPr>
           <w:lang w:val="vi-VN"/>
         </w:rPr>
-        <w:t xml:space="preserve">thực hiện tìm kiếm. Engine cung cấp</w:t>
+        <w:t xml:space="preserve">thực hiện tìm kiếm. Engine trong</w:t>
+      </w:r>
+      <w:r>
+        <w:rPr>
+          <w:lang w:val="vi-VN"/>
+        </w:rPr>
+        <w:t xml:space="preserve"> </w:t>
+      </w:r>
+      <w:r>
+        <w:rPr>
+          <w:rStyle w:val="VerbatimChar"/>
+          <w:lang w:val="vi-VN"/>
+        </w:rPr>
+        <w:t xml:space="preserve">Src/core/board.py</w:t>
+      </w:r>
+      <w:r>
+        <w:rPr>
+          <w:lang w:val="vi-VN"/>
+        </w:rPr>
+        <w:t xml:space="preserve"> </w:t>
+      </w:r>
+      <w:r>
+        <w:rPr>
+          <w:lang w:val="vi-VN"/>
+        </w:rPr>
+        <w:t xml:space="preserve">cung cấp</w:t>
       </w:r>
       <w:r>
         <w:rPr>
@@ -365,7 +383,190 @@
         <w:rPr>
           <w:lang w:val="vi-VN"/>
         </w:rPr>
-        <w:t xml:space="preserve">nên UCS không viết lại luật lăn, công tắc hoặc tách khối. Mỗi cạnh của đồ thị tương ứng một hành động hợp lệ do engine sinh. Nước đi thua không nằm trong tập cạnh. [1][2]</w:t>
+        <w:t xml:space="preserve">nên UCS không viết lại luật lăn, công tắc hoặc tách khối. Mỗi cạnh tương ứng một bước lăn hợp lệ. Nước đi thua không nằm trong tập cạnh. [1][2]</w:t>
+      </w:r>
+    </w:p>
+    <w:p>
+      <w:pPr>
+        <w:pStyle w:val="BodyText"/>
+        <w:widowControl/>
+      </w:pPr>
+      <w:r>
+        <w:rPr>
+          <w:lang w:val="vi-VN"/>
+        </w:rPr>
+        <w:t xml:space="preserve">Khi khối chưa tách, engine xét bốn hướng</w:t>
+      </w:r>
+      <w:r>
+        <w:rPr>
+          <w:lang w:val="vi-VN"/>
+        </w:rPr>
+        <w:t xml:space="preserve"> </w:t>
+      </w:r>
+      <w:r>
+        <w:rPr>
+          <w:rStyle w:val="VerbatimChar"/>
+          <w:lang w:val="vi-VN"/>
+        </w:rPr>
+        <w:t xml:space="preserve">UP</w:t>
+      </w:r>
+      <w:r>
+        <w:rPr>
+          <w:lang w:val="vi-VN"/>
+        </w:rPr>
+        <w:t xml:space="preserve">,</w:t>
+      </w:r>
+      <w:r>
+        <w:rPr>
+          <w:lang w:val="vi-VN"/>
+        </w:rPr>
+        <w:t xml:space="preserve"> </w:t>
+      </w:r>
+      <w:r>
+        <w:rPr>
+          <w:rStyle w:val="VerbatimChar"/>
+          <w:lang w:val="vi-VN"/>
+        </w:rPr>
+        <w:t xml:space="preserve">LEFT</w:t>
+      </w:r>
+      <w:r>
+        <w:rPr>
+          <w:lang w:val="vi-VN"/>
+        </w:rPr>
+        <w:t xml:space="preserve">,</w:t>
+      </w:r>
+      <w:r>
+        <w:rPr>
+          <w:lang w:val="vi-VN"/>
+        </w:rPr>
+        <w:t xml:space="preserve"> </w:t>
+      </w:r>
+      <w:r>
+        <w:rPr>
+          <w:rStyle w:val="VerbatimChar"/>
+          <w:lang w:val="vi-VN"/>
+        </w:rPr>
+        <w:t xml:space="preserve">RIGHT</w:t>
+      </w:r>
+      <w:r>
+        <w:rPr>
+          <w:lang w:val="vi-VN"/>
+        </w:rPr>
+        <w:t xml:space="preserve">,</w:t>
+      </w:r>
+      <w:r>
+        <w:rPr>
+          <w:lang w:val="vi-VN"/>
+        </w:rPr>
+        <w:t xml:space="preserve"> </w:t>
+      </w:r>
+      <w:r>
+        <w:rPr>
+          <w:rStyle w:val="VerbatimChar"/>
+          <w:lang w:val="vi-VN"/>
+        </w:rPr>
+        <w:t xml:space="preserve">DOWN</w:t>
+      </w:r>
+      <w:r>
+        <w:rPr>
+          <w:lang w:val="vi-VN"/>
+        </w:rPr>
+        <w:t xml:space="preserve">. Khi tách đôi, engine xét thêm</w:t>
+      </w:r>
+      <w:r>
+        <w:rPr>
+          <w:lang w:val="vi-VN"/>
+        </w:rPr>
+        <w:t xml:space="preserve"> </w:t>
+      </w:r>
+      <w:r>
+        <w:rPr>
+          <w:rStyle w:val="VerbatimChar"/>
+          <w:lang w:val="vi-VN"/>
+        </w:rPr>
+        <w:t xml:space="preserve">SUP</w:t>
+      </w:r>
+      <w:r>
+        <w:rPr>
+          <w:lang w:val="vi-VN"/>
+        </w:rPr>
+        <w:t xml:space="preserve">,</w:t>
+      </w:r>
+      <w:r>
+        <w:rPr>
+          <w:lang w:val="vi-VN"/>
+        </w:rPr>
+        <w:t xml:space="preserve"> </w:t>
+      </w:r>
+      <w:r>
+        <w:rPr>
+          <w:rStyle w:val="VerbatimChar"/>
+          <w:lang w:val="vi-VN"/>
+        </w:rPr>
+        <w:t xml:space="preserve">SLEFT</w:t>
+      </w:r>
+      <w:r>
+        <w:rPr>
+          <w:lang w:val="vi-VN"/>
+        </w:rPr>
+        <w:t xml:space="preserve">,</w:t>
+      </w:r>
+      <w:r>
+        <w:rPr>
+          <w:lang w:val="vi-VN"/>
+        </w:rPr>
+        <w:t xml:space="preserve"> </w:t>
+      </w:r>
+      <w:r>
+        <w:rPr>
+          <w:rStyle w:val="VerbatimChar"/>
+          <w:lang w:val="vi-VN"/>
+        </w:rPr>
+        <w:t xml:space="preserve">SRIGHT</w:t>
+      </w:r>
+      <w:r>
+        <w:rPr>
+          <w:lang w:val="vi-VN"/>
+        </w:rPr>
+        <w:t xml:space="preserve">,</w:t>
+      </w:r>
+      <w:r>
+        <w:rPr>
+          <w:lang w:val="vi-VN"/>
+        </w:rPr>
+        <w:t xml:space="preserve"> </w:t>
+      </w:r>
+      <w:r>
+        <w:rPr>
+          <w:rStyle w:val="VerbatimChar"/>
+          <w:lang w:val="vi-VN"/>
+        </w:rPr>
+        <w:t xml:space="preserve">SDOWN</w:t>
+      </w:r>
+      <w:r>
+        <w:rPr>
+          <w:lang w:val="vi-VN"/>
+        </w:rPr>
+        <w:t xml:space="preserve">: đổi khối rồi lăn theo hướng tương ứng trong một cạnh. SPACE chỉ chọn khối khi chơi tay, miễn phí và không được sinh bởi</w:t>
+      </w:r>
+      <w:r>
+        <w:rPr>
+          <w:lang w:val="vi-VN"/>
+        </w:rPr>
+        <w:t xml:space="preserve"> </w:t>
+      </w:r>
+      <w:r>
+        <w:rPr>
+          <w:rStyle w:val="VerbatimChar"/>
+          <w:lang w:val="vi-VN"/>
+        </w:rPr>
+        <w:t xml:space="preserve">get_successors()</w:t>
+      </w:r>
+      <w:r>
+        <w:rPr>
+          <w:lang w:val="vi-VN"/>
+        </w:rPr>
+        <w:t xml:space="preserve">. [2]</w:t>
       </w:r>
     </w:p>
     <w:p>
@@ -783,7 +984,7 @@
         <w:rPr>
           <w:lang w:val="vi-VN"/>
         </w:rPr>
-        <w:t xml:space="preserve">đếm ô gạch cam mà toàn bộ khối chiếm giữ ở trạng thái sau. Mọi cạnh có chi phí 1, 1,5 hoặc 2. SPACE cũng là một hành động có chi phí. Chi phí xuất phát là</w:t>
+        <w:t xml:space="preserve">đếm ô gạch cam mà toàn bộ khối chiếm giữ sau bước lăn. Mọi cạnh có chi phí 1, 1,5 hoặc 2, gồm cả hướng có tiền tố S. Việc chọn khối không cộng một phí riêng. Chi phí xuất phát là</w:t>
       </w:r>
       <w:r>
         <w:rPr>
@@ -839,7 +1040,7 @@
         <w:rPr>
           <w:lang w:val="vi-VN"/>
         </w:rPr>
-        <w:t xml:space="preserve">và chi phí của đường đi bằng tổng chi phí các cạnh, kể cả cạnh tới đích. [3]</w:t>
+        <w:t xml:space="preserve">và chi phí đường đi bằng tổng chi phí các cạnh, kể cả cạnh tới đích. [3]</w:t>
       </w:r>
     </w:p>
     <w:p>
@@ -3111,7 +3312,7 @@
         <w:rPr>
           <w:lang w:val="vi-VN"/>
         </w:rPr>
-        <w:t xml:space="preserve">Hai bản cài đặt trong repo vẫn có thể báo số node mở rộng khác nhau. BFS kiểm tra đích khi sinh successor, còn UCS kiểm tra khi lấy khỏi heap. Quan hệ trên nói về mục tiêu tối ưu, không khẳng định mọi metric hoặc cách xử lý thời điểm dừng đều giống nhau. [1]</w:t>
+        <w:t xml:space="preserve">Hai bản cài đặt trong repo vẫn có thể báo số node mở rộng khác nhau. BFS kiểm tra đích khi sinh successor, còn UCS kiểm tra khi lấy khỏi heap. Quan hệ trên nói về mục tiêu tối ưu, không khẳng định mọi metric hoặc cách xử lý thời điểm dừng đều giống nhau. Mô hình hiện tại giữ SPACE miễn phí ngoài tập cạnh, nên BFS vẫn tối ưu số bước lăn khi dùng tập tám hướng. [1][2]</w:t>
       </w:r>
     </w:p>
     <w:p>
@@ -3135,101 +3336,70 @@
         <w:rPr>
           <w:lang w:val="vi-VN"/>
         </w:rPr>
-        <w:t xml:space="preserve">SPACE nằm trong</w:t>
-      </w:r>
-      <w:r>
-        <w:rPr>
-          <w:lang w:val="vi-VN"/>
-        </w:rPr>
-        <w:t xml:space="preserve"> </w:t>
-      </w:r>
-      <w:r>
-        <w:rPr>
-          <w:rStyle w:val="VerbatimChar"/>
-          <w:lang w:val="vi-VN"/>
-        </w:rPr>
-        <w:t xml:space="preserve">moves</w:t>
-      </w:r>
-      <w:r>
-        <w:rPr>
-          <w:lang w:val="vi-VN"/>
-        </w:rPr>
-        <w:t xml:space="preserve"> </w:t>
-      </w:r>
-      <w:r>
-        <w:rPr>
-          <w:lang w:val="vi-VN"/>
-        </w:rPr>
-        <w:t xml:space="preserve">và là một cạnh của đồ thị. Vì vậy, số hành động là</w:t>
-      </w:r>
-      <w:r>
-        <w:rPr>
-          <w:lang w:val="vi-VN"/>
-        </w:rPr>
-        <w:t xml:space="preserve"> </w:t>
-      </w:r>
-      <w:r>
-        <w:rPr>
-          <w:rStyle w:val="VerbatimChar"/>
-          <w:lang w:val="vi-VN"/>
-        </w:rPr>
-        <w:t xml:space="preserve">len(moves)</w:t>
-      </w:r>
-      <w:r>
-        <w:rPr>
-          <w:lang w:val="vi-VN"/>
-        </w:rPr>
-        <w:t xml:space="preserve">, còn</w:t>
-      </w:r>
-      <w:r>
-        <w:rPr>
-          <w:lang w:val="vi-VN"/>
-        </w:rPr>
-        <w:t xml:space="preserve"> </w:t>
-      </w:r>
-      <w:r>
-        <w:rPr>
-          <w:rStyle w:val="VerbatimChar"/>
-          <w:lang w:val="vi-VN"/>
-        </w:rPr>
-        <w:t xml:space="preserve">solution_length</w:t>
-      </w:r>
-      <w:r>
-        <w:rPr>
-          <w:lang w:val="vi-VN"/>
-        </w:rPr>
-        <w:t xml:space="preserve"> </w:t>
-      </w:r>
-      <w:r>
-        <w:rPr>
-          <w:lang w:val="vi-VN"/>
-        </w:rPr>
-        <w:t xml:space="preserve">trong API chỉ đếm bước lăn và loại SPACE.</w:t>
-      </w:r>
-      <w:r>
-        <w:rPr>
-          <w:lang w:val="vi-VN"/>
-        </w:rPr>
-        <w:t xml:space="preserve"> </w:t>
-      </w:r>
-      <w:r>
-        <w:rPr>
-          <w:rStyle w:val="VerbatimChar"/>
-          <w:lang w:val="vi-VN"/>
-        </w:rPr>
-        <w:t xml:space="preserve">total_cost</w:t>
-      </w:r>
-      <w:r>
-        <w:rPr>
-          <w:lang w:val="vi-VN"/>
-        </w:rPr>
-        <w:t xml:space="preserve"> </w:t>
-      </w:r>
-      <w:r>
-        <w:rPr>
-          <w:lang w:val="vi-VN"/>
-        </w:rPr>
-        <w:t xml:space="preserve">của BFS trong code hiện tại cũng loại SPACE. Khi so chéo chất lượng đường đi, tài liệu ví dụ dùng</w:t>
+        <w:t xml:space="preserve">Lời giải chỉ chứa hành động thuộc</w:t>
+      </w:r>
+      <w:r>
+        <w:rPr>
+          <w:lang w:val="vi-VN"/>
+        </w:rPr>
+        <w:t xml:space="preserve"> </w:t>
+      </w:r>
+      <w:r>
+        <w:rPr>
+          <w:rStyle w:val="VerbatimChar"/>
+          <w:lang w:val="vi-VN"/>
+        </w:rPr>
+        <w:t xml:space="preserve">SEARCH_ACTIONS</w:t>
+      </w:r>
+      <w:r>
+        <w:rPr>
+          <w:lang w:val="vi-VN"/>
+        </w:rPr>
+        <w:t xml:space="preserve">, không chứa SPACE. Mỗi lệnh thường hoặc có tiền tố S đều là một bước lăn. Vì vậy,</w:t>
+      </w:r>
+      <w:r>
+        <w:rPr>
+          <w:lang w:val="vi-VN"/>
+        </w:rPr>
+        <w:t xml:space="preserve"> </w:t>
+      </w:r>
+      <w:r>
+        <w:rPr>
+          <w:rStyle w:val="VerbatimChar"/>
+          <w:lang w:val="vi-VN"/>
+        </w:rPr>
+        <w:t xml:space="preserve">solution_length = len(moves)</w:t>
+      </w:r>
+      <w:r>
+        <w:rPr>
+          <w:lang w:val="vi-VN"/>
+        </w:rPr>
+        <w:t xml:space="preserve"> </w:t>
+      </w:r>
+      <w:r>
+        <w:rPr>
+          <w:lang w:val="vi-VN"/>
+        </w:rPr>
+        <w:t xml:space="preserve">và BFS/DFS trả</w:t>
+      </w:r>
+      <w:r>
+        <w:rPr>
+          <w:lang w:val="vi-VN"/>
+        </w:rPr>
+        <w:t xml:space="preserve"> </w:t>
+      </w:r>
+      <w:r>
+        <w:rPr>
+          <w:rStyle w:val="VerbatimChar"/>
+          <w:lang w:val="vi-VN"/>
+        </w:rPr>
+        <w:t xml:space="preserve">total_cost = len(moves)</w:t>
+      </w:r>
+      <w:r>
+        <w:rPr>
+          <w:lang w:val="vi-VN"/>
+        </w:rPr>
+        <w:t xml:space="preserve">. Khi so chéo chất lượng đường đi, tài liệu ví dụ dùng</w:t>
       </w:r>
       <w:r>
         <w:rPr>
@@ -3254,7 +3424,7 @@
         <w:rPr>
           <w:lang w:val="vi-VN"/>
         </w:rPr>
-        <w:t xml:space="preserve">tính lại theo P01. [1][3]</w:t>
+        <w:t xml:space="preserve">có trọng số theo P01. GUI benchmark dùng tên cột khác CLI, như bảng quy ước trong P01. [1][2][3]</w:t>
       </w:r>
     </w:p>
     <w:p>
@@ -3887,13 +4057,13 @@
           <w:rStyle w:val="VerbatimChar"/>
           <w:lang w:val="vi-VN"/>
         </w:rPr>
-        <w:t xml:space="preserve">Src/game_logic.py</w:t>
-      </w:r>
-      <w:r>
-        <w:rPr>
-          <w:lang w:val="vi-VN"/>
-        </w:rPr>
-        <w:t xml:space="preserve">. State, điều kiện thắng, tập hành động và successor hợp lệ.</w:t>
+        <w:t xml:space="preserve">Src/core/board.py</w:t>
+      </w:r>
+      <w:r>
+        <w:rPr>
+          <w:lang w:val="vi-VN"/>
+        </w:rPr>
+        <w:t xml:space="preserve">. State, điều kiện thắng, tập tám hướng và successor hợp lệ.</w:t>
       </w:r>
       <w:r>
         <w:rPr>
@@ -3926,7 +4096,7 @@
         <w:rPr>
           <w:lang w:val="vi-VN"/>
         </w:rPr>
-        <w:t xml:space="preserve">[3]</w:t>
+        <w:t xml:space="preserve">[3] Policy P01 trong</w:t>
       </w:r>
       <w:r>
         <w:rPr>
@@ -3945,32 +4115,13 @@
         <w:rPr>
           <w:lang w:val="vi-VN"/>
         </w:rPr>
-        <w:t xml:space="preserve">,</w:t>
-      </w:r>
-      <w:r>
-        <w:rPr>
-          <w:lang w:val="vi-VN"/>
-        </w:rPr>
-        <w:t xml:space="preserve"> </w:t>
-      </w:r>
-      <w:r>
-        <w:rPr>
-          <w:rStyle w:val="VerbatimChar"/>
-          <w:lang w:val="vi-VN"/>
-        </w:rPr>
-        <w:t xml:space="preserve">cost-policy.docx</w:t>
-      </w:r>
-      <w:r>
-        <w:rPr>
-          <w:lang w:val="vi-VN"/>
-        </w:rPr>
-        <w:t xml:space="preserve"> </w:t>
-      </w:r>
-      <w:r>
-        <w:rPr>
-          <w:lang w:val="vi-VN"/>
-        </w:rPr>
-        <w:t xml:space="preserve">và</w:t>
+        <w:t xml:space="preserve"> </w:t>
+      </w:r>
+      <w:r>
+        <w:rPr>
+          <w:lang w:val="vi-VN"/>
+        </w:rPr>
+        <w:t xml:space="preserve">và bản Word tương ứng, cập nhật ngày 30/10/2026. Hàm cost nằm trong</w:t>
       </w:r>
       <w:r>
         <w:rPr>
@@ -3989,7 +4140,26 @@
         <w:rPr>
           <w:lang w:val="vi-VN"/>
         </w:rPr>
-        <w:t xml:space="preserve">. Policy P01 hiện có, đọc ngày 29/10/2026. Đơn vị và công thức trong P02 giữ nguyên P01.</w:t>
+        <w:t xml:space="preserve">, còn replay nằm trong</w:t>
+      </w:r>
+      <w:r>
+        <w:rPr>
+          <w:lang w:val="vi-VN"/>
+        </w:rPr>
+        <w:t xml:space="preserve"> </w:t>
+      </w:r>
+      <w:r>
+        <w:rPr>
+          <w:rStyle w:val="VerbatimChar"/>
+          <w:lang w:val="vi-VN"/>
+        </w:rPr>
+        <w:t xml:space="preserve">Src/core/replay.py</w:t>
+      </w:r>
+      <w:r>
+        <w:rPr>
+          <w:lang w:val="vi-VN"/>
+        </w:rPr>
+        <w:t xml:space="preserve">. Đơn vị và công thức trong P02 dùng cùng P01.</w:t>
       </w:r>
     </w:p>
     <w:p>

--- a/handoff/phuc/ucs.docx
+++ b/handoff/phuc/ucs.docx
@@ -5,8 +5,6 @@
     <w:p>
       <w:pPr>
         <w:pStyle w:val="Title"/>
-        <w:widowControl/>
-        <w:jc w:val="left"/>
       </w:pPr>
       <w:r>
         <w:rPr>
@@ -18,8 +16,6 @@
     <w:p>
       <w:pPr>
         <w:pStyle w:val="Subtitle"/>
-        <w:widowControl/>
-        <w:jc w:val="left"/>
       </w:pPr>
       <w:r>
         <w:rPr>
@@ -31,8 +27,6 @@
     <w:p>
       <w:pPr>
         <w:pStyle w:val="Author"/>
-        <w:widowControl/>
-        <w:jc w:val="left"/>
       </w:pPr>
       <w:r>
         <w:rPr>
@@ -44,7 +38,6 @@
     <w:p>
       <w:pPr>
         <w:pStyle w:val="FirstParagraph"/>
-        <w:widowControl/>
       </w:pPr>
       <w:r>
         <w:rPr>
@@ -113,7 +106,6 @@
     <w:p>
       <w:pPr>
         <w:pStyle w:val="BodyText"/>
-        <w:widowControl/>
       </w:pPr>
       <w:r>
         <w:rPr>
@@ -162,172 +154,194 @@
     </w:p>
     <w:p>
       <w:pPr>
+        <w:pStyle w:val="Heading1"/>
+      </w:pPr>
+      <w:bookmarkStart w:id="9" w:name="_7791e871d9ec7445fd7572a76048d9b566ebd02"/>
+      <w:r>
+        <w:rPr>
+          <w:lang w:val="vi-VN"/>
+        </w:rPr>
+        <w:t xml:space="preserve">1 Mô hình tìm kiếm và hàm mục tiêu</w:t>
+      </w:r>
+      <w:bookmarkEnd w:id="9"/>
+    </w:p>
+    <w:p>
+      <w:pPr>
+        <w:pStyle w:val="FirstParagraph"/>
+      </w:pPr>
+      <w:r>
+        <w:rPr>
+          <w:lang w:val="vi-VN"/>
+        </w:rPr>
+        <w:t xml:space="preserve">Hàm</w:t>
+      </w:r>
+      <w:r>
+        <w:rPr>
+          <w:lang w:val="vi-VN"/>
+        </w:rPr>
+        <w:t xml:space="preserve"> </w:t>
+      </w:r>
+      <w:r>
+        <w:rPr>
+          <w:rStyle w:val="VerbatimChar"/>
+          <w:lang w:val="vi-VN"/>
+        </w:rPr>
+        <w:t xml:space="preserve">solve_ucs(board)</w:t>
+      </w:r>
+      <w:r>
+        <w:rPr>
+          <w:lang w:val="vi-VN"/>
+        </w:rPr>
+        <w:t xml:space="preserve"> </w:t>
+      </w:r>
+      <w:r>
+        <w:rPr>
+          <w:lang w:val="vi-VN"/>
+        </w:rPr>
+        <w:t xml:space="preserve">là điểm gọi công khai. Hàm</w:t>
+      </w:r>
+      <w:r>
+        <w:rPr>
+          <w:lang w:val="vi-VN"/>
+        </w:rPr>
+        <w:t xml:space="preserve"> </w:t>
+      </w:r>
+      <w:r>
+        <w:rPr>
+          <w:rStyle w:val="VerbatimChar"/>
+          <w:lang w:val="vi-VN"/>
+        </w:rPr>
+        <w:t xml:space="preserve">_ucs_core(board)</w:t>
+      </w:r>
+      <w:r>
+        <w:rPr>
+          <w:lang w:val="vi-VN"/>
+        </w:rPr>
+        <w:t xml:space="preserve"> </w:t>
+      </w:r>
+      <w:r>
+        <w:rPr>
+          <w:lang w:val="vi-VN"/>
+        </w:rPr>
+        <w:t xml:space="preserve">thực hiện tìm kiếm. Engine trong</w:t>
+      </w:r>
+      <w:r>
+        <w:rPr>
+          <w:lang w:val="vi-VN"/>
+        </w:rPr>
+        <w:t xml:space="preserve"> </w:t>
+      </w:r>
+      <w:r>
+        <w:rPr>
+          <w:rStyle w:val="VerbatimChar"/>
+          <w:lang w:val="vi-VN"/>
+        </w:rPr>
+        <w:t xml:space="preserve">Src/core/board.py</w:t>
+      </w:r>
+      <w:r>
+        <w:rPr>
+          <w:lang w:val="vi-VN"/>
+        </w:rPr>
+        <w:t xml:space="preserve"> </w:t>
+      </w:r>
+      <w:r>
+        <w:rPr>
+          <w:lang w:val="vi-VN"/>
+        </w:rPr>
+        <w:t xml:space="preserve">cung cấp</w:t>
+      </w:r>
+      <w:r>
+        <w:rPr>
+          <w:lang w:val="vi-VN"/>
+        </w:rPr>
+        <w:t xml:space="preserve"> </w:t>
+      </w:r>
+      <w:r>
+        <w:rPr>
+          <w:rStyle w:val="VerbatimChar"/>
+          <w:lang w:val="vi-VN"/>
+        </w:rPr>
+        <w:t xml:space="preserve">get_initial_state()</w:t>
+      </w:r>
+      <w:r>
+        <w:rPr>
+          <w:lang w:val="vi-VN"/>
+        </w:rPr>
+        <w:t xml:space="preserve">,</w:t>
+      </w:r>
+      <w:r>
+        <w:rPr>
+          <w:lang w:val="vi-VN"/>
+        </w:rPr>
+        <w:t xml:space="preserve"> </w:t>
+      </w:r>
+      <w:r>
+        <w:rPr>
+          <w:rStyle w:val="VerbatimChar"/>
+          <w:lang w:val="vi-VN"/>
+        </w:rPr>
+        <w:t xml:space="preserve">is_goal(state)</w:t>
+      </w:r>
+      <w:r>
+        <w:rPr>
+          <w:lang w:val="vi-VN"/>
+        </w:rPr>
+        <w:t xml:space="preserve"> </w:t>
+      </w:r>
+      <w:r>
+        <w:rPr>
+          <w:lang w:val="vi-VN"/>
+        </w:rPr>
+        <w:t xml:space="preserve">và</w:t>
+      </w:r>
+      <w:r>
+        <w:rPr>
+          <w:lang w:val="vi-VN"/>
+        </w:rPr>
+        <w:t xml:space="preserve"> </w:t>
+      </w:r>
+      <w:r>
+        <w:rPr>
+          <w:rStyle w:val="VerbatimChar"/>
+          <w:lang w:val="vi-VN"/>
+        </w:rPr>
+        <w:t xml:space="preserve">get_successors(state)</w:t>
+      </w:r>
+      <w:r>
+        <w:rPr>
+          <w:lang w:val="vi-VN"/>
+        </w:rPr>
+        <w:t xml:space="preserve"> </w:t>
+      </w:r>
+      <w:r>
+        <w:rPr>
+          <w:lang w:val="vi-VN"/>
+        </w:rPr>
+        <w:t xml:space="preserve">nên UCS không viết lại luật lăn, công tắc hoặc tách khối. Mỗi cạnh tương ứng một bước lăn hợp lệ. [1][2]</w:t>
+      </w:r>
+    </w:p>
+    <w:p>
+      <w:pPr>
         <w:pStyle w:val="BodyText"/>
-        <w:widowControl/>
-      </w:pPr>
-      <w:r>
-        <w:rPr>
-          <w:lang w:val="vi-VN"/>
-        </w:rPr>
-        <w:t xml:space="preserve">Commit đối chiếu là</w:t>
-      </w:r>
-      <w:r>
-        <w:rPr>
-          <w:lang w:val="vi-VN"/>
-        </w:rPr>
-        <w:t xml:space="preserve"> </w:t>
-      </w:r>
-      <w:r>
-        <w:rPr>
-          <w:rStyle w:val="VerbatimChar"/>
-          <w:lang w:val="vi-VN"/>
-        </w:rPr>
-        <w:t xml:space="preserve">721c198dfc2a6fff92d451a763015d974fa3b52a</w:t>
-      </w:r>
-      <w:r>
-        <w:rPr>
-          <w:lang w:val="vi-VN"/>
-        </w:rPr>
-        <w:t xml:space="preserve"> </w:t>
-      </w:r>
-      <w:r>
-        <w:rPr>
-          <w:lang w:val="vi-VN"/>
-        </w:rPr>
-        <w:t xml:space="preserve">của repo</w:t>
-      </w:r>
-      <w:r>
-        <w:rPr>
-          <w:lang w:val="vi-VN"/>
-        </w:rPr>
-        <w:t xml:space="preserve"> </w:t>
-      </w:r>
-      <w:r>
-        <w:rPr>
-          <w:rStyle w:val="VerbatimChar"/>
-          <w:lang w:val="vi-VN"/>
-        </w:rPr>
-        <w:t xml:space="preserve">pnthuc/Bloxorz</w:t>
-      </w:r>
-      <w:r>
-        <w:rPr>
-          <w:lang w:val="vi-VN"/>
-        </w:rPr>
-        <w:t xml:space="preserve">.</w:t>
-      </w:r>
-    </w:p>
-    <w:p>
-      <w:pPr>
-        <w:pStyle w:val="Heading1"/>
-        <w:widowControl/>
-      </w:pPr>
-      <w:bookmarkStart w:id="18" w:name="_7791e871d9ec7445fd7572a76048d9b566ebd02"/>
-      <w:r>
-        <w:rPr>
-          <w:lang w:val="vi-VN"/>
-        </w:rPr>
-        <w:t xml:space="preserve">1 Mô hình tìm kiếm và hàm mục tiêu</w:t>
-      </w:r>
-      <w:bookmarkEnd w:id="18"/>
-    </w:p>
-    <w:p>
-      <w:pPr>
-        <w:pStyle w:val="FirstParagraph"/>
-        <w:widowControl/>
-      </w:pPr>
-      <w:r>
-        <w:rPr>
-          <w:lang w:val="vi-VN"/>
-        </w:rPr>
-        <w:t xml:space="preserve">Hàm</w:t>
-      </w:r>
-      <w:r>
-        <w:rPr>
-          <w:lang w:val="vi-VN"/>
-        </w:rPr>
-        <w:t xml:space="preserve"> </w:t>
-      </w:r>
-      <w:r>
-        <w:rPr>
-          <w:rStyle w:val="VerbatimChar"/>
-          <w:lang w:val="vi-VN"/>
-        </w:rPr>
-        <w:t xml:space="preserve">solve_ucs(board)</w:t>
-      </w:r>
-      <w:r>
-        <w:rPr>
-          <w:lang w:val="vi-VN"/>
-        </w:rPr>
-        <w:t xml:space="preserve"> </w:t>
-      </w:r>
-      <w:r>
-        <w:rPr>
-          <w:lang w:val="vi-VN"/>
-        </w:rPr>
-        <w:t xml:space="preserve">là điểm gọi công khai. Hàm</w:t>
-      </w:r>
-      <w:r>
-        <w:rPr>
-          <w:lang w:val="vi-VN"/>
-        </w:rPr>
-        <w:t xml:space="preserve"> </w:t>
-      </w:r>
-      <w:r>
-        <w:rPr>
-          <w:rStyle w:val="VerbatimChar"/>
-          <w:lang w:val="vi-VN"/>
-        </w:rPr>
-        <w:t xml:space="preserve">_ucs_core(board)</w:t>
-      </w:r>
-      <w:r>
-        <w:rPr>
-          <w:lang w:val="vi-VN"/>
-        </w:rPr>
-        <w:t xml:space="preserve"> </w:t>
-      </w:r>
-      <w:r>
-        <w:rPr>
-          <w:lang w:val="vi-VN"/>
-        </w:rPr>
-        <w:t xml:space="preserve">thực hiện tìm kiếm. Engine trong</w:t>
-      </w:r>
-      <w:r>
-        <w:rPr>
-          <w:lang w:val="vi-VN"/>
-        </w:rPr>
-        <w:t xml:space="preserve"> </w:t>
-      </w:r>
-      <w:r>
-        <w:rPr>
-          <w:rStyle w:val="VerbatimChar"/>
-          <w:lang w:val="vi-VN"/>
-        </w:rPr>
-        <w:t xml:space="preserve">Src/core/board.py</w:t>
-      </w:r>
-      <w:r>
-        <w:rPr>
-          <w:lang w:val="vi-VN"/>
-        </w:rPr>
-        <w:t xml:space="preserve"> </w:t>
-      </w:r>
-      <w:r>
-        <w:rPr>
-          <w:lang w:val="vi-VN"/>
-        </w:rPr>
-        <w:t xml:space="preserve">cung cấp</w:t>
-      </w:r>
-      <w:r>
-        <w:rPr>
-          <w:lang w:val="vi-VN"/>
-        </w:rPr>
-        <w:t xml:space="preserve"> </w:t>
-      </w:r>
-      <w:r>
-        <w:rPr>
-          <w:rStyle w:val="VerbatimChar"/>
-          <w:lang w:val="vi-VN"/>
-        </w:rPr>
-        <w:t xml:space="preserve">get_initial_state()</w:t>
+      </w:pPr>
+      <w:r>
+        <w:rPr>
+          <w:lang w:val="vi-VN"/>
+        </w:rPr>
+        <w:t xml:space="preserve">Khi khối chưa tách, engine xét bốn hướng</w:t>
+      </w:r>
+      <w:r>
+        <w:rPr>
+          <w:lang w:val="vi-VN"/>
+        </w:rPr>
+        <w:t xml:space="preserve"> </w:t>
+      </w:r>
+      <w:r>
+        <w:rPr>
+          <w:rStyle w:val="VerbatimChar"/>
+          <w:lang w:val="vi-VN"/>
+        </w:rPr>
+        <w:t xml:space="preserve">UP</w:t>
       </w:r>
       <w:r>
         <w:rPr>
@@ -346,357 +360,273 @@
           <w:rStyle w:val="VerbatimChar"/>
           <w:lang w:val="vi-VN"/>
         </w:rPr>
-        <w:t xml:space="preserve">is_goal(state)</w:t>
-      </w:r>
-      <w:r>
-        <w:rPr>
-          <w:lang w:val="vi-VN"/>
-        </w:rPr>
-        <w:t xml:space="preserve"> </w:t>
-      </w:r>
-      <w:r>
-        <w:rPr>
-          <w:lang w:val="vi-VN"/>
-        </w:rPr>
-        <w:t xml:space="preserve">và</w:t>
-      </w:r>
-      <w:r>
-        <w:rPr>
-          <w:lang w:val="vi-VN"/>
-        </w:rPr>
-        <w:t xml:space="preserve"> </w:t>
-      </w:r>
-      <w:r>
-        <w:rPr>
-          <w:rStyle w:val="VerbatimChar"/>
-          <w:lang w:val="vi-VN"/>
-        </w:rPr>
-        <w:t xml:space="preserve">get_successors(state)</w:t>
-      </w:r>
-      <w:r>
-        <w:rPr>
-          <w:lang w:val="vi-VN"/>
-        </w:rPr>
-        <w:t xml:space="preserve"> </w:t>
-      </w:r>
-      <w:r>
-        <w:rPr>
-          <w:lang w:val="vi-VN"/>
-        </w:rPr>
-        <w:t xml:space="preserve">nên UCS không viết lại luật lăn, công tắc hoặc tách khối. Mỗi cạnh tương ứng một bước lăn hợp lệ. [1][2]</w:t>
+        <w:t xml:space="preserve">LEFT</w:t>
+      </w:r>
+      <w:r>
+        <w:rPr>
+          <w:lang w:val="vi-VN"/>
+        </w:rPr>
+        <w:t xml:space="preserve">,</w:t>
+      </w:r>
+      <w:r>
+        <w:rPr>
+          <w:lang w:val="vi-VN"/>
+        </w:rPr>
+        <w:t xml:space="preserve"> </w:t>
+      </w:r>
+      <w:r>
+        <w:rPr>
+          <w:rStyle w:val="VerbatimChar"/>
+          <w:lang w:val="vi-VN"/>
+        </w:rPr>
+        <w:t xml:space="preserve">RIGHT</w:t>
+      </w:r>
+      <w:r>
+        <w:rPr>
+          <w:lang w:val="vi-VN"/>
+        </w:rPr>
+        <w:t xml:space="preserve">,</w:t>
+      </w:r>
+      <w:r>
+        <w:rPr>
+          <w:lang w:val="vi-VN"/>
+        </w:rPr>
+        <w:t xml:space="preserve"> </w:t>
+      </w:r>
+      <w:r>
+        <w:rPr>
+          <w:rStyle w:val="VerbatimChar"/>
+          <w:lang w:val="vi-VN"/>
+        </w:rPr>
+        <w:t xml:space="preserve">DOWN</w:t>
+      </w:r>
+      <w:r>
+        <w:rPr>
+          <w:lang w:val="vi-VN"/>
+        </w:rPr>
+        <w:t xml:space="preserve">. Khi tách đôi, engine xét thêm</w:t>
+      </w:r>
+      <w:r>
+        <w:rPr>
+          <w:lang w:val="vi-VN"/>
+        </w:rPr>
+        <w:t xml:space="preserve"> </w:t>
+      </w:r>
+      <w:r>
+        <w:rPr>
+          <w:rStyle w:val="VerbatimChar"/>
+          <w:lang w:val="vi-VN"/>
+        </w:rPr>
+        <w:t xml:space="preserve">SUP</w:t>
+      </w:r>
+      <w:r>
+        <w:rPr>
+          <w:lang w:val="vi-VN"/>
+        </w:rPr>
+        <w:t xml:space="preserve">,</w:t>
+      </w:r>
+      <w:r>
+        <w:rPr>
+          <w:lang w:val="vi-VN"/>
+        </w:rPr>
+        <w:t xml:space="preserve"> </w:t>
+      </w:r>
+      <w:r>
+        <w:rPr>
+          <w:rStyle w:val="VerbatimChar"/>
+          <w:lang w:val="vi-VN"/>
+        </w:rPr>
+        <w:t xml:space="preserve">SLEFT</w:t>
+      </w:r>
+      <w:r>
+        <w:rPr>
+          <w:lang w:val="vi-VN"/>
+        </w:rPr>
+        <w:t xml:space="preserve">,</w:t>
+      </w:r>
+      <w:r>
+        <w:rPr>
+          <w:lang w:val="vi-VN"/>
+        </w:rPr>
+        <w:t xml:space="preserve"> </w:t>
+      </w:r>
+      <w:r>
+        <w:rPr>
+          <w:rStyle w:val="VerbatimChar"/>
+          <w:lang w:val="vi-VN"/>
+        </w:rPr>
+        <w:t xml:space="preserve">SRIGHT</w:t>
+      </w:r>
+      <w:r>
+        <w:rPr>
+          <w:lang w:val="vi-VN"/>
+        </w:rPr>
+        <w:t xml:space="preserve">,</w:t>
+      </w:r>
+      <w:r>
+        <w:rPr>
+          <w:lang w:val="vi-VN"/>
+        </w:rPr>
+        <w:t xml:space="preserve"> </w:t>
+      </w:r>
+      <w:r>
+        <w:rPr>
+          <w:rStyle w:val="VerbatimChar"/>
+          <w:lang w:val="vi-VN"/>
+        </w:rPr>
+        <w:t xml:space="preserve">SDOWN</w:t>
+      </w:r>
+      <w:r>
+        <w:rPr>
+          <w:lang w:val="vi-VN"/>
+        </w:rPr>
+        <w:t xml:space="preserve">: đổi khối rồi lăn theo hướng tương ứng trong một cạnh. SPACE chỉ chọn khối khi chơi tay, miễn phí và không được sinh bởi</w:t>
+      </w:r>
+      <w:r>
+        <w:rPr>
+          <w:lang w:val="vi-VN"/>
+        </w:rPr>
+        <w:t xml:space="preserve"> </w:t>
+      </w:r>
+      <w:r>
+        <w:rPr>
+          <w:rStyle w:val="VerbatimChar"/>
+          <w:lang w:val="vi-VN"/>
+        </w:rPr>
+        <w:t xml:space="preserve">get_successors()</w:t>
+      </w:r>
+      <w:r>
+        <w:rPr>
+          <w:lang w:val="vi-VN"/>
+        </w:rPr>
+        <w:t xml:space="preserve">. [2]</w:t>
       </w:r>
     </w:p>
     <w:p>
       <w:pPr>
         <w:pStyle w:val="BodyText"/>
-        <w:widowControl/>
-      </w:pPr>
-      <w:r>
-        <w:rPr>
-          <w:lang w:val="vi-VN"/>
-        </w:rPr>
-        <w:t xml:space="preserve">Khi khối chưa tách, engine xét bốn hướng</w:t>
-      </w:r>
-      <w:r>
-        <w:rPr>
-          <w:lang w:val="vi-VN"/>
-        </w:rPr>
-        <w:t xml:space="preserve"> </w:t>
-      </w:r>
-      <w:r>
-        <w:rPr>
-          <w:rStyle w:val="VerbatimChar"/>
-          <w:lang w:val="vi-VN"/>
-        </w:rPr>
-        <w:t xml:space="preserve">UP</w:t>
-      </w:r>
-      <w:r>
-        <w:rPr>
-          <w:lang w:val="vi-VN"/>
-        </w:rPr>
-        <w:t xml:space="preserve">,</w:t>
-      </w:r>
-      <w:r>
-        <w:rPr>
-          <w:lang w:val="vi-VN"/>
-        </w:rPr>
-        <w:t xml:space="preserve"> </w:t>
-      </w:r>
-      <w:r>
-        <w:rPr>
-          <w:rStyle w:val="VerbatimChar"/>
-          <w:lang w:val="vi-VN"/>
-        </w:rPr>
-        <w:t xml:space="preserve">LEFT</w:t>
-      </w:r>
-      <w:r>
-        <w:rPr>
-          <w:lang w:val="vi-VN"/>
-        </w:rPr>
-        <w:t xml:space="preserve">,</w:t>
-      </w:r>
-      <w:r>
-        <w:rPr>
-          <w:lang w:val="vi-VN"/>
-        </w:rPr>
-        <w:t xml:space="preserve"> </w:t>
-      </w:r>
-      <w:r>
-        <w:rPr>
-          <w:rStyle w:val="VerbatimChar"/>
-          <w:lang w:val="vi-VN"/>
-        </w:rPr>
-        <w:t xml:space="preserve">RIGHT</w:t>
-      </w:r>
-      <w:r>
-        <w:rPr>
-          <w:lang w:val="vi-VN"/>
-        </w:rPr>
-        <w:t xml:space="preserve">,</w:t>
-      </w:r>
-      <w:r>
-        <w:rPr>
-          <w:lang w:val="vi-VN"/>
-        </w:rPr>
-        <w:t xml:space="preserve"> </w:t>
-      </w:r>
-      <w:r>
-        <w:rPr>
-          <w:rStyle w:val="VerbatimChar"/>
-          <w:lang w:val="vi-VN"/>
-        </w:rPr>
-        <w:t xml:space="preserve">DOWN</w:t>
-      </w:r>
-      <w:r>
-        <w:rPr>
-          <w:lang w:val="vi-VN"/>
-        </w:rPr>
-        <w:t xml:space="preserve">. Khi tách đôi, engine xét thêm</w:t>
-      </w:r>
-      <w:r>
-        <w:rPr>
-          <w:lang w:val="vi-VN"/>
-        </w:rPr>
-        <w:t xml:space="preserve"> </w:t>
-      </w:r>
-      <w:r>
-        <w:rPr>
-          <w:rStyle w:val="VerbatimChar"/>
-          <w:lang w:val="vi-VN"/>
-        </w:rPr>
-        <w:t xml:space="preserve">SUP</w:t>
-      </w:r>
-      <w:r>
-        <w:rPr>
-          <w:lang w:val="vi-VN"/>
-        </w:rPr>
-        <w:t xml:space="preserve">,</w:t>
-      </w:r>
-      <w:r>
-        <w:rPr>
-          <w:lang w:val="vi-VN"/>
-        </w:rPr>
-        <w:t xml:space="preserve"> </w:t>
-      </w:r>
-      <w:r>
-        <w:rPr>
-          <w:rStyle w:val="VerbatimChar"/>
-          <w:lang w:val="vi-VN"/>
-        </w:rPr>
-        <w:t xml:space="preserve">SLEFT</w:t>
-      </w:r>
-      <w:r>
-        <w:rPr>
-          <w:lang w:val="vi-VN"/>
-        </w:rPr>
-        <w:t xml:space="preserve">,</w:t>
-      </w:r>
-      <w:r>
-        <w:rPr>
-          <w:lang w:val="vi-VN"/>
-        </w:rPr>
-        <w:t xml:space="preserve"> </w:t>
-      </w:r>
-      <w:r>
-        <w:rPr>
-          <w:rStyle w:val="VerbatimChar"/>
-          <w:lang w:val="vi-VN"/>
-        </w:rPr>
-        <w:t xml:space="preserve">SRIGHT</w:t>
-      </w:r>
-      <w:r>
-        <w:rPr>
-          <w:lang w:val="vi-VN"/>
-        </w:rPr>
-        <w:t xml:space="preserve">,</w:t>
-      </w:r>
-      <w:r>
-        <w:rPr>
-          <w:lang w:val="vi-VN"/>
-        </w:rPr>
-        <w:t xml:space="preserve"> </w:t>
-      </w:r>
-      <w:r>
-        <w:rPr>
-          <w:rStyle w:val="VerbatimChar"/>
-          <w:lang w:val="vi-VN"/>
-        </w:rPr>
-        <w:t xml:space="preserve">SDOWN</w:t>
-      </w:r>
-      <w:r>
-        <w:rPr>
-          <w:lang w:val="vi-VN"/>
-        </w:rPr>
-        <w:t xml:space="preserve">: đổi khối rồi lăn theo hướng tương ứng trong một cạnh. SPACE chỉ chọn khối khi chơi tay, miễn phí và không được sinh bởi</w:t>
-      </w:r>
-      <w:r>
-        <w:rPr>
-          <w:lang w:val="vi-VN"/>
-        </w:rPr>
-        <w:t xml:space="preserve"> </w:t>
-      </w:r>
-      <w:r>
-        <w:rPr>
-          <w:rStyle w:val="VerbatimChar"/>
-          <w:lang w:val="vi-VN"/>
-        </w:rPr>
-        <w:t xml:space="preserve">get_successors()</w:t>
-      </w:r>
-      <w:r>
-        <w:rPr>
-          <w:lang w:val="vi-VN"/>
-        </w:rPr>
-        <w:t xml:space="preserve">. [2]</w:t>
+      </w:pPr>
+      <w:r>
+        <w:rPr>
+          <w:lang w:val="vi-VN"/>
+        </w:rPr>
+        <w:t xml:space="preserve">Mỗi đỉnh là một</w:t>
+      </w:r>
+      <w:r>
+        <w:rPr>
+          <w:lang w:val="vi-VN"/>
+        </w:rPr>
+        <w:t xml:space="preserve"> </w:t>
+      </w:r>
+      <w:r>
+        <w:rPr>
+          <w:rStyle w:val="VerbatimChar"/>
+          <w:lang w:val="vi-VN"/>
+        </w:rPr>
+        <w:t xml:space="preserve">State</w:t>
+      </w:r>
+      <w:r>
+        <w:rPr>
+          <w:lang w:val="vi-VN"/>
+        </w:rPr>
+        <w:t xml:space="preserve"> </w:t>
+      </w:r>
+      <w:r>
+        <w:rPr>
+          <w:lang w:val="vi-VN"/>
+        </w:rPr>
+        <w:t xml:space="preserve">đầy đủ, gồm tọa độ, hướng khối, trạng thái các cầu, tọa độ khối phụ và khối đang điều khiển. Hai trạng thái có cùng tọa độ nhưng khác cầu hoặc khác</w:t>
+      </w:r>
+      <w:r>
+        <w:rPr>
+          <w:lang w:val="vi-VN"/>
+        </w:rPr>
+        <w:t xml:space="preserve"> </w:t>
+      </w:r>
+      <w:r>
+        <w:rPr>
+          <w:rStyle w:val="VerbatimChar"/>
+          <w:lang w:val="vi-VN"/>
+        </w:rPr>
+        <w:t xml:space="preserve">active_cube</w:t>
+      </w:r>
+      <w:r>
+        <w:rPr>
+          <w:lang w:val="vi-VN"/>
+        </w:rPr>
+        <w:t xml:space="preserve"> </w:t>
+      </w:r>
+      <w:r>
+        <w:rPr>
+          <w:lang w:val="vi-VN"/>
+        </w:rPr>
+        <w:t xml:space="preserve">có thể sinh nước đi khác nhau. Vì vậy, UCS dùng toàn bộ</w:t>
+      </w:r>
+      <w:r>
+        <w:rPr>
+          <w:lang w:val="vi-VN"/>
+        </w:rPr>
+        <w:t xml:space="preserve"> </w:t>
+      </w:r>
+      <w:r>
+        <w:rPr>
+          <w:rStyle w:val="VerbatimChar"/>
+          <w:lang w:val="vi-VN"/>
+        </w:rPr>
+        <w:t xml:space="preserve">State</w:t>
+      </w:r>
+      <w:r>
+        <w:rPr>
+          <w:lang w:val="vi-VN"/>
+        </w:rPr>
+        <w:t xml:space="preserve"> </w:t>
+      </w:r>
+      <w:r>
+        <w:rPr>
+          <w:lang w:val="vi-VN"/>
+        </w:rPr>
+        <w:t xml:space="preserve">làm khóa của các bảng tra.</w:t>
+      </w:r>
+      <w:r>
+        <w:rPr>
+          <w:lang w:val="vi-VN"/>
+        </w:rPr>
+        <w:t xml:space="preserve"> </w:t>
+      </w:r>
+      <w:r>
+        <w:rPr>
+          <w:rStyle w:val="VerbatimChar"/>
+          <w:lang w:val="vi-VN"/>
+        </w:rPr>
+        <w:t xml:space="preserve">State</w:t>
+      </w:r>
+      <w:r>
+        <w:rPr>
+          <w:lang w:val="vi-VN"/>
+        </w:rPr>
+        <w:t xml:space="preserve"> </w:t>
+      </w:r>
+      <w:r>
+        <w:rPr>
+          <w:lang w:val="vi-VN"/>
+        </w:rPr>
+        <w:t xml:space="preserve">là dataclass bất biến (immutable), dùng làm khóa tập hợp và từ điển được. [2]</w:t>
       </w:r>
     </w:p>
     <w:p>
       <w:pPr>
         <w:pStyle w:val="BodyText"/>
-        <w:widowControl/>
-      </w:pPr>
-      <w:r>
-        <w:rPr>
-          <w:lang w:val="vi-VN"/>
-        </w:rPr>
-        <w:t xml:space="preserve">Mỗi đỉnh là một</w:t>
-      </w:r>
-      <w:r>
-        <w:rPr>
-          <w:lang w:val="vi-VN"/>
-        </w:rPr>
-        <w:t xml:space="preserve"> </w:t>
-      </w:r>
-      <w:r>
-        <w:rPr>
-          <w:rStyle w:val="VerbatimChar"/>
-          <w:lang w:val="vi-VN"/>
-        </w:rPr>
-        <w:t xml:space="preserve">State</w:t>
-      </w:r>
-      <w:r>
-        <w:rPr>
-          <w:lang w:val="vi-VN"/>
-        </w:rPr>
-        <w:t xml:space="preserve"> </w:t>
-      </w:r>
-      <w:r>
-        <w:rPr>
-          <w:lang w:val="vi-VN"/>
-        </w:rPr>
-        <w:t xml:space="preserve">đầy đủ, gồm tọa độ, hướng khối, trạng thái các cầu, tọa độ khối phụ và khối đang điều khiển. Hai trạng thái có cùng tọa độ nhưng khác cầu hoặc khác</w:t>
-      </w:r>
-      <w:r>
-        <w:rPr>
-          <w:lang w:val="vi-VN"/>
-        </w:rPr>
-        <w:t xml:space="preserve"> </w:t>
-      </w:r>
-      <w:r>
-        <w:rPr>
-          <w:rStyle w:val="VerbatimChar"/>
-          <w:lang w:val="vi-VN"/>
-        </w:rPr>
-        <w:t xml:space="preserve">active_cube</w:t>
-      </w:r>
-      <w:r>
-        <w:rPr>
-          <w:lang w:val="vi-VN"/>
-        </w:rPr>
-        <w:t xml:space="preserve"> </w:t>
-      </w:r>
-      <w:r>
-        <w:rPr>
-          <w:lang w:val="vi-VN"/>
-        </w:rPr>
-        <w:t xml:space="preserve">có thể sinh nước đi khác nhau. Vì vậy, UCS dùng toàn bộ</w:t>
-      </w:r>
-      <w:r>
-        <w:rPr>
-          <w:lang w:val="vi-VN"/>
-        </w:rPr>
-        <w:t xml:space="preserve"> </w:t>
-      </w:r>
-      <w:r>
-        <w:rPr>
-          <w:rStyle w:val="VerbatimChar"/>
-          <w:lang w:val="vi-VN"/>
-        </w:rPr>
-        <w:t xml:space="preserve">State</w:t>
-      </w:r>
-      <w:r>
-        <w:rPr>
-          <w:lang w:val="vi-VN"/>
-        </w:rPr>
-        <w:t xml:space="preserve"> </w:t>
-      </w:r>
-      <w:r>
-        <w:rPr>
-          <w:lang w:val="vi-VN"/>
-        </w:rPr>
-        <w:t xml:space="preserve">làm khóa của các bảng tra.</w:t>
-      </w:r>
-      <w:r>
-        <w:rPr>
-          <w:lang w:val="vi-VN"/>
-        </w:rPr>
-        <w:t xml:space="preserve"> </w:t>
-      </w:r>
-      <w:r>
-        <w:rPr>
-          <w:rStyle w:val="VerbatimChar"/>
-          <w:lang w:val="vi-VN"/>
-        </w:rPr>
-        <w:t xml:space="preserve">State</w:t>
-      </w:r>
-      <w:r>
-        <w:rPr>
-          <w:lang w:val="vi-VN"/>
-        </w:rPr>
-        <w:t xml:space="preserve"> </w:t>
-      </w:r>
-      <w:r>
-        <w:rPr>
-          <w:lang w:val="vi-VN"/>
-        </w:rPr>
-        <w:t xml:space="preserve">là dataclass bất biến và hash được. [2]</w:t>
+      </w:pPr>
+      <w:r>
+        <w:rPr>
+          <w:lang w:val="vi-VN"/>
+        </w:rPr>
+        <w:t xml:space="preserve">Theo P01, chi phí của một cạnh là:</w:t>
       </w:r>
     </w:p>
     <w:p>
       <w:pPr>
         <w:pStyle w:val="BodyText"/>
-        <w:widowControl/>
-      </w:pPr>
-      <w:r>
-        <w:rPr>
-          <w:lang w:val="vi-VN"/>
-        </w:rPr>
-        <w:t xml:space="preserve">Theo P01, chi phí của một cạnh là:</w:t>
-      </w:r>
-    </w:p>
-    <w:p>
-      <w:pPr>
-        <w:pStyle w:val="BodyText"/>
-        <w:widowControl/>
       </w:pPr>
       <m:oMathPara>
         <m:oMathParaPr>
@@ -928,7 +858,6 @@
     <w:p>
       <w:pPr>
         <w:pStyle w:val="FirstParagraph"/>
-        <w:widowControl/>
       </w:pPr>
       <w:r>
         <w:rPr>
@@ -1046,35 +975,32 @@
     <w:p>
       <w:pPr>
         <w:pStyle w:val="Heading1"/>
-        <w:widowControl/>
-      </w:pPr>
-      <w:bookmarkStart w:id="19" w:name="_17b5eb6da8dc8d1b6654b4120748cb38b5f0db5"/>
+      </w:pPr>
+      <w:bookmarkStart w:id="10" w:name="_17b5eb6da8dc8d1b6654b4120748cb38b5f0db5"/>
       <w:r>
         <w:rPr>
           <w:lang w:val="vi-VN"/>
         </w:rPr>
         <w:t xml:space="preserve">2 Cấu trúc dữ liệu và cách cập nhật</w:t>
       </w:r>
-      <w:bookmarkEnd w:id="19"/>
+      <w:bookmarkEnd w:id="10"/>
     </w:p>
     <w:p>
       <w:pPr>
         <w:pStyle w:val="Heading2"/>
-        <w:widowControl/>
-      </w:pPr>
-      <w:bookmarkStart w:id="20" w:name="_cd5aa7d191c355d62bf74e5a7a9922148b8ad1b"/>
+      </w:pPr>
+      <w:bookmarkStart w:id="11" w:name="_cd5aa7d191c355d62bf74e5a7a9922148b8ad1b"/>
       <w:r>
         <w:rPr>
           <w:lang w:val="vi-VN"/>
         </w:rPr>
         <w:t xml:space="preserve">2.1 Hàng đợi ưu tiên theo g</w:t>
       </w:r>
-      <w:bookmarkEnd w:id="20"/>
+      <w:bookmarkEnd w:id="11"/>
     </w:p>
     <w:p>
       <w:pPr>
         <w:pStyle w:val="FirstParagraph"/>
-        <w:widowControl/>
       </w:pPr>
       <w:r>
         <w:rPr>
@@ -1218,7 +1144,6 @@
     <w:p>
       <w:pPr>
         <w:pStyle w:val="BodyText"/>
-        <w:widowControl/>
       </w:pPr>
       <w:r>
         <w:rPr>
@@ -1230,21 +1155,19 @@
     <w:p>
       <w:pPr>
         <w:pStyle w:val="Heading2"/>
-        <w:widowControl/>
-      </w:pPr>
-      <w:bookmarkStart w:id="21" w:name="_dedefedd15a5cc90ec2e863ad3eb53a15eceb26"/>
+      </w:pPr>
+      <w:bookmarkStart w:id="12" w:name="_dedefedd15a5cc90ec2e863ad3eb53a15eceb26"/>
       <w:r>
         <w:rPr>
           <w:lang w:val="vi-VN"/>
         </w:rPr>
         <w:t xml:space="preserve">2.2 Bảng best_g và parent</w:t>
       </w:r>
-      <w:bookmarkEnd w:id="21"/>
+      <w:bookmarkEnd w:id="12"/>
     </w:p>
     <w:p>
       <w:pPr>
         <w:pStyle w:val="FirstParagraph"/>
-        <w:widowControl/>
       </w:pPr>
       <w:r>
         <w:rPr>
@@ -1288,7 +1211,6 @@
     <w:p>
       <w:pPr>
         <w:pStyle w:val="BodyText"/>
-        <w:widowControl/>
       </w:pPr>
       <w:r>
         <w:rPr>
@@ -1407,7 +1329,6 @@
     <w:p>
       <w:pPr>
         <w:pStyle w:val="BodyText"/>
-        <w:widowControl/>
       </w:pPr>
       <w:r>
         <w:rPr>
@@ -1526,21 +1447,19 @@
     <w:p>
       <w:pPr>
         <w:pStyle w:val="Heading2"/>
-        <w:widowControl/>
-      </w:pPr>
-      <w:bookmarkStart w:id="22" w:name="_91fe33e375fd6bacf34fffedc81f448c0fb0dd0"/>
+      </w:pPr>
+      <w:bookmarkStart w:id="13" w:name="_91fe33e375fd6bacf34fffedc81f448c0fb0dd0"/>
       <w:r>
         <w:rPr>
           <w:lang w:val="vi-VN"/>
         </w:rPr>
         <w:t xml:space="preserve">2.3 Entry lỗi thời</w:t>
       </w:r>
-      <w:bookmarkEnd w:id="22"/>
+      <w:bookmarkEnd w:id="13"/>
     </w:p>
     <w:p>
       <w:pPr>
         <w:pStyle w:val="FirstParagraph"/>
-        <w:widowControl/>
       </w:pPr>
       <w:r>
         <w:rPr>
@@ -1552,7 +1471,6 @@
     <w:p>
       <w:pPr>
         <w:pStyle w:val="BodyText"/>
-        <w:widowControl/>
       </w:pPr>
       <w:r>
         <w:rPr>
@@ -1621,21 +1539,19 @@
     <w:p>
       <w:pPr>
         <w:pStyle w:val="Heading1"/>
-        <w:widowControl/>
-      </w:pPr>
-      <w:bookmarkStart w:id="23" w:name="_350a181eaf6b7602ef2c6b9589c9041f93a6b3f"/>
+      </w:pPr>
+      <w:bookmarkStart w:id="14" w:name="_350a181eaf6b7602ef2c6b9589c9041f93a6b3f"/>
       <w:r>
         <w:rPr>
           <w:lang w:val="vi-VN"/>
         </w:rPr>
         <w:t xml:space="preserve">3 Giả mã theo code</w:t>
       </w:r>
-      <w:bookmarkEnd w:id="23"/>
+      <w:bookmarkEnd w:id="14"/>
     </w:p>
     <w:p>
       <w:pPr>
         <w:pStyle w:val="FirstParagraph"/>
-        <w:widowControl/>
       </w:pPr>
       <w:r>
         <w:rPr>
@@ -1766,9 +1682,6 @@
     <w:p>
       <w:pPr>
         <w:pStyle w:val="SourceCode"/>
-        <w:keepNext/>
-        <w:widowControl/>
-        <w:spacing w:after="0" w:line="240" w:lineRule="auto"/>
       </w:pPr>
       <w:r>
         <w:rPr>
@@ -2010,7 +1923,6 @@
     <w:p>
       <w:pPr>
         <w:pStyle w:val="FirstParagraph"/>
-        <w:widowControl/>
       </w:pPr>
       <w:r>
         <w:rPr>
@@ -2104,9 +2016,6 @@
     <w:p>
       <w:pPr>
         <w:pStyle w:val="SourceCode"/>
-        <w:keepNext/>
-        <w:widowControl/>
-        <w:spacing w:after="0" w:line="240" w:lineRule="auto"/>
       </w:pPr>
       <w:r>
         <w:rPr>
@@ -2189,7 +2098,6 @@
     <w:p>
       <w:pPr>
         <w:pStyle w:val="FirstParagraph"/>
-        <w:widowControl/>
       </w:pPr>
       <w:r>
         <w:rPr>
@@ -2245,21 +2153,19 @@
     <w:p>
       <w:pPr>
         <w:pStyle w:val="Heading1"/>
-        <w:widowControl/>
-      </w:pPr>
-      <w:bookmarkStart w:id="24" w:name="_530148642bd3480ea94140290442b4f2e9c57d1"/>
+      </w:pPr>
+      <w:bookmarkStart w:id="15" w:name="_530148642bd3480ea94140290442b4f2e9c57d1"/>
       <w:r>
         <w:rPr>
           <w:lang w:val="vi-VN"/>
         </w:rPr>
         <w:t xml:space="preserve">4 Vì sao kiểm tra đích khi lấy khỏi heap</w:t>
       </w:r>
-      <w:bookmarkEnd w:id="24"/>
+      <w:bookmarkEnd w:id="15"/>
     </w:p>
     <w:p>
       <w:pPr>
         <w:pStyle w:val="FirstParagraph"/>
-        <w:widowControl/>
       </w:pPr>
       <w:r>
         <w:rPr>
@@ -2271,7 +2177,6 @@
     <w:p>
       <w:pPr>
         <w:pStyle w:val="BodyText"/>
-        <w:widowControl/>
       </w:pPr>
       <w:r>
         <w:rPr>
@@ -2283,7 +2188,6 @@
     <w:p>
       <w:pPr>
         <w:pStyle w:val="BodyText"/>
-        <w:widowControl/>
       </w:pPr>
       <w:r>
         <w:rPr>
@@ -2340,21 +2244,19 @@
     <w:p>
       <w:pPr>
         <w:pStyle w:val="Heading2"/>
-        <w:widowControl/>
-      </w:pPr>
-      <w:bookmarkStart w:id="25" w:name="_61704dad774ada59db6252beef5edd99fc0f2b1"/>
+      </w:pPr>
+      <w:bookmarkStart w:id="16" w:name="_61704dad774ada59db6252beef5edd99fc0f2b1"/>
       <w:r>
         <w:rPr>
           <w:lang w:val="vi-VN"/>
         </w:rPr>
         <w:t xml:space="preserve">4.1 Ví dụ cập nhật đường tốt hơn và bỏ entry cũ</w:t>
       </w:r>
-      <w:bookmarkEnd w:id="25"/>
+      <w:bookmarkEnd w:id="16"/>
     </w:p>
     <w:p>
       <w:pPr>
         <w:pStyle w:val="FirstParagraph"/>
-        <w:widowControl/>
       </w:pPr>
       <w:r>
         <w:rPr>
@@ -2487,52 +2389,27 @@
       <w:tblPr>
         <w:tblStyle w:val="Table"/>
         <w:tblW w:type="auto" w:w="0"/>
-        <w:tblLayout w:type="fixed"/>
         <w:tblLook w:firstRow="1" w:lastRow="0" w:firstColumn="0" w:lastColumn="0" w:noHBand="0" w:noVBand="0" w:val="0020"/>
-        <w:tblBorders>
-          <w:top w:val="single" w:sz="4" w:color="D9D9D9"/>
-          <w:left w:val="single" w:sz="4" w:color="D9D9D9"/>
-          <w:bottom w:val="single" w:sz="4" w:color="D9D9D9"/>
-          <w:right w:val="single" w:sz="4" w:color="D9D9D9"/>
-          <w:insideH w:val="single" w:sz="4" w:color="D9D9D9"/>
-          <w:insideV w:val="single" w:sz="4" w:color="D9D9D9"/>
-        </w:tblBorders>
-        <w:tblCellMar>
-          <w:top w:w="85" w:type="dxa"/>
-          <w:bottom w:w="85" w:type="dxa"/>
-          <w:left w:w="85" w:type="dxa"/>
-          <w:right w:w="85" w:type="dxa"/>
-        </w:tblCellMar>
       </w:tblPr>
       <w:tblGrid>
-        <w:gridCol w:w="964"/>
-        <w:gridCol w:w="1304"/>
-        <w:gridCol w:w="4139"/>
-        <w:gridCol w:w="3118"/>
+        <w:gridCol w:w="1980"/>
+        <w:gridCol w:w="1980"/>
+        <w:gridCol w:w="1980"/>
+        <w:gridCol w:w="1980"/>
       </w:tblGrid>
       <w:tr>
         <w:trPr>
           <w:tblHeader w:val="on"/>
-          <w:cantSplit/>
-          <w:tblHeader/>
         </w:trPr>
         <w:tc>
-          <w:tcPr>
-            <w:tcW w:type="dxa" w:w="964"/>
-            <w:vAlign w:val="center"/>
-            <w:shd w:fill="E8EEF3"/>
-          </w:tcPr>
+          <w:tcPr/>
           <w:p>
             <w:pPr>
               <w:pStyle w:val="Compact"/>
-              <w:spacing w:line="240" w:lineRule="auto" w:after="60" w:before="60"/>
               <w:jc w:val="right"/>
             </w:pPr>
             <w:r>
               <w:rPr>
-                <w:b/>
-                <w:color w:val="000000"/>
-                <w:sz w:val="21"/>
                 <w:lang w:val="vi-VN"/>
               </w:rPr>
               <w:t xml:space="preserve">Lượt lấy</w:t>
@@ -2540,21 +2417,13 @@
           </w:p>
         </w:tc>
         <w:tc>
-          <w:tcPr>
-            <w:tcW w:type="dxa" w:w="1304"/>
-            <w:vAlign w:val="center"/>
-            <w:shd w:fill="E8EEF3"/>
-          </w:tcPr>
+          <w:tcPr/>
           <w:p>
             <w:pPr>
               <w:pStyle w:val="Compact"/>
-              <w:spacing w:line="240" w:lineRule="auto" w:after="60" w:before="60"/>
             </w:pPr>
             <w:r>
               <w:rPr>
-                <w:b/>
-                <w:color w:val="000000"/>
-                <w:sz w:val="21"/>
                 <w:lang w:val="vi-VN"/>
               </w:rPr>
               <w:t xml:space="preserve">Entry lấy ra</w:t>
@@ -2562,21 +2431,13 @@
           </w:p>
         </w:tc>
         <w:tc>
-          <w:tcPr>
-            <w:tcW w:type="dxa" w:w="4139"/>
-            <w:vAlign w:val="center"/>
-            <w:shd w:fill="E8EEF3"/>
-          </w:tcPr>
+          <w:tcPr/>
           <w:p>
             <w:pPr>
               <w:pStyle w:val="Compact"/>
-              <w:spacing w:line="240" w:lineRule="auto" w:after="60" w:before="60"/>
             </w:pPr>
             <w:r>
               <w:rPr>
-                <w:b/>
-                <w:color w:val="000000"/>
-                <w:sz w:val="21"/>
                 <w:lang w:val="vi-VN"/>
               </w:rPr>
               <w:t xml:space="preserve">Cách xử lý</w:t>
@@ -2584,21 +2445,13 @@
           </w:p>
         </w:tc>
         <w:tc>
-          <w:tcPr>
-            <w:tcW w:type="dxa" w:w="3118"/>
-            <w:vAlign w:val="center"/>
-            <w:shd w:fill="E8EEF3"/>
-          </w:tcPr>
+          <w:tcPr/>
           <w:p>
             <w:pPr>
               <w:pStyle w:val="Compact"/>
-              <w:spacing w:line="240" w:lineRule="auto" w:after="60" w:before="60"/>
             </w:pPr>
             <w:r>
               <w:rPr>
-                <w:b/>
-                <w:color w:val="000000"/>
-                <w:sz w:val="21"/>
                 <w:lang w:val="vi-VN"/>
               </w:rPr>
               <w:t xml:space="preserve">Heap sau xử lý</w:t>
@@ -2607,24 +2460,15 @@
         </w:tc>
       </w:tr>
       <w:tr>
-        <w:trPr>
-          <w:cantSplit/>
-        </w:trPr>
         <w:tc>
-          <w:tcPr>
-            <w:tcW w:type="dxa" w:w="964"/>
-            <w:vAlign w:val="center"/>
-          </w:tcPr>
+          <w:tcPr/>
           <w:p>
             <w:pPr>
               <w:pStyle w:val="Compact"/>
-              <w:spacing w:line="240" w:lineRule="auto" w:after="60" w:before="60"/>
               <w:jc w:val="right"/>
             </w:pPr>
             <w:r>
               <w:rPr>
-                <w:color w:val="000000"/>
-                <w:sz w:val="21"/>
                 <w:lang w:val="vi-VN"/>
               </w:rPr>
               <w:t xml:space="preserve">1</w:t>
@@ -2632,19 +2476,13 @@
           </w:p>
         </w:tc>
         <w:tc>
-          <w:tcPr>
-            <w:tcW w:type="dxa" w:w="1304"/>
-            <w:vAlign w:val="center"/>
-          </w:tcPr>
+          <w:tcPr/>
           <w:p>
             <w:pPr>
               <w:pStyle w:val="Compact"/>
-              <w:spacing w:line="240" w:lineRule="auto" w:after="60" w:before="60"/>
             </w:pPr>
             <w:r>
               <w:rPr>
-                <w:color w:val="000000"/>
-                <w:sz w:val="21"/>
                 <w:lang w:val="vi-VN"/>
               </w:rPr>
               <w:t xml:space="preserve">(0; S)</w:t>
@@ -2652,19 +2490,13 @@
           </w:p>
         </w:tc>
         <w:tc>
-          <w:tcPr>
-            <w:tcW w:type="dxa" w:w="4139"/>
-            <w:vAlign w:val="center"/>
-          </w:tcPr>
+          <w:tcPr/>
           <w:p>
             <w:pPr>
               <w:pStyle w:val="Compact"/>
-              <w:spacing w:line="240" w:lineRule="auto" w:after="60" w:before="60"/>
             </w:pPr>
             <w:r>
               <w:rPr>
-                <w:color w:val="000000"/>
-                <w:sz w:val="21"/>
                 <w:lang w:val="vi-VN"/>
               </w:rPr>
               <w:t xml:space="preserve">Sinh A và B</w:t>
@@ -2672,19 +2504,13 @@
           </w:p>
         </w:tc>
         <w:tc>
-          <w:tcPr>
-            <w:tcW w:type="dxa" w:w="3118"/>
-            <w:vAlign w:val="center"/>
-          </w:tcPr>
+          <w:tcPr/>
           <w:p>
             <w:pPr>
               <w:pStyle w:val="Compact"/>
-              <w:spacing w:line="240" w:lineRule="auto" w:after="60" w:before="60"/>
             </w:pPr>
             <w:r>
               <w:rPr>
-                <w:color w:val="000000"/>
-                <w:sz w:val="21"/>
                 <w:lang w:val="vi-VN"/>
               </w:rPr>
               <w:t xml:space="preserve">(1; A), (1,5; B)</w:t>
@@ -2693,24 +2519,15 @@
         </w:tc>
       </w:tr>
       <w:tr>
-        <w:trPr>
-          <w:cantSplit/>
-        </w:trPr>
         <w:tc>
-          <w:tcPr>
-            <w:tcW w:type="dxa" w:w="964"/>
-            <w:vAlign w:val="center"/>
-          </w:tcPr>
+          <w:tcPr/>
           <w:p>
             <w:pPr>
               <w:pStyle w:val="Compact"/>
-              <w:spacing w:line="240" w:lineRule="auto" w:after="60" w:before="60"/>
               <w:jc w:val="right"/>
             </w:pPr>
             <w:r>
               <w:rPr>
-                <w:color w:val="000000"/>
-                <w:sz w:val="21"/>
                 <w:lang w:val="vi-VN"/>
               </w:rPr>
               <w:t xml:space="preserve">2</w:t>
@@ -2718,19 +2535,13 @@
           </w:p>
         </w:tc>
         <w:tc>
-          <w:tcPr>
-            <w:tcW w:type="dxa" w:w="1304"/>
-            <w:vAlign w:val="center"/>
-          </w:tcPr>
+          <w:tcPr/>
           <w:p>
             <w:pPr>
               <w:pStyle w:val="Compact"/>
-              <w:spacing w:line="240" w:lineRule="auto" w:after="60" w:before="60"/>
             </w:pPr>
             <w:r>
               <w:rPr>
-                <w:color w:val="000000"/>
-                <w:sz w:val="21"/>
                 <w:lang w:val="vi-VN"/>
               </w:rPr>
               <w:t xml:space="preserve">(1; A)</w:t>
@@ -2738,19 +2549,13 @@
           </w:p>
         </w:tc>
         <w:tc>
-          <w:tcPr>
-            <w:tcW w:type="dxa" w:w="4139"/>
-            <w:vAlign w:val="center"/>
-          </w:tcPr>
+          <w:tcPr/>
           <w:p>
             <w:pPr>
               <w:pStyle w:val="Compact"/>
-              <w:spacing w:line="240" w:lineRule="auto" w:after="60" w:before="60"/>
             </w:pPr>
             <w:r>
               <w:rPr>
-                <w:color w:val="000000"/>
-                <w:sz w:val="21"/>
                 <w:lang w:val="vi-VN"/>
               </w:rPr>
               <w:t xml:space="preserve">Ghi best_g[X] = 3, parent[X] = A</w:t>
@@ -2758,19 +2563,13 @@
           </w:p>
         </w:tc>
         <w:tc>
-          <w:tcPr>
-            <w:tcW w:type="dxa" w:w="3118"/>
-            <w:vAlign w:val="center"/>
-          </w:tcPr>
+          <w:tcPr/>
           <w:p>
             <w:pPr>
               <w:pStyle w:val="Compact"/>
-              <w:spacing w:line="240" w:lineRule="auto" w:after="60" w:before="60"/>
             </w:pPr>
             <w:r>
               <w:rPr>
-                <w:color w:val="000000"/>
-                <w:sz w:val="21"/>
                 <w:lang w:val="vi-VN"/>
               </w:rPr>
               <w:t xml:space="preserve">(1,5; B), (3; X)</w:t>
@@ -2779,24 +2578,15 @@
         </w:tc>
       </w:tr>
       <w:tr>
-        <w:trPr>
-          <w:cantSplit/>
-        </w:trPr>
         <w:tc>
-          <w:tcPr>
-            <w:tcW w:type="dxa" w:w="964"/>
-            <w:vAlign w:val="center"/>
-          </w:tcPr>
+          <w:tcPr/>
           <w:p>
             <w:pPr>
               <w:pStyle w:val="Compact"/>
-              <w:spacing w:line="240" w:lineRule="auto" w:after="60" w:before="60"/>
               <w:jc w:val="right"/>
             </w:pPr>
             <w:r>
               <w:rPr>
-                <w:color w:val="000000"/>
-                <w:sz w:val="21"/>
                 <w:lang w:val="vi-VN"/>
               </w:rPr>
               <w:t xml:space="preserve">3</w:t>
@@ -2804,19 +2594,13 @@
           </w:p>
         </w:tc>
         <w:tc>
-          <w:tcPr>
-            <w:tcW w:type="dxa" w:w="1304"/>
-            <w:vAlign w:val="center"/>
-          </w:tcPr>
+          <w:tcPr/>
           <w:p>
             <w:pPr>
               <w:pStyle w:val="Compact"/>
-              <w:spacing w:line="240" w:lineRule="auto" w:after="60" w:before="60"/>
             </w:pPr>
             <w:r>
               <w:rPr>
-                <w:color w:val="000000"/>
-                <w:sz w:val="21"/>
                 <w:lang w:val="vi-VN"/>
               </w:rPr>
               <w:t xml:space="preserve">(1,5; B)</w:t>
@@ -2824,19 +2608,13 @@
           </w:p>
         </w:tc>
         <w:tc>
-          <w:tcPr>
-            <w:tcW w:type="dxa" w:w="4139"/>
-            <w:vAlign w:val="center"/>
-          </w:tcPr>
+          <w:tcPr/>
           <w:p>
             <w:pPr>
               <w:pStyle w:val="Compact"/>
-              <w:spacing w:line="240" w:lineRule="auto" w:after="60" w:before="60"/>
             </w:pPr>
             <w:r>
               <w:rPr>
-                <w:color w:val="000000"/>
-                <w:sz w:val="21"/>
                 <w:lang w:val="vi-VN"/>
               </w:rPr>
               <w:t xml:space="preserve">Sửa best_g[X] = 2,5, parent[X] = B</w:t>
@@ -2844,19 +2622,13 @@
           </w:p>
         </w:tc>
         <w:tc>
-          <w:tcPr>
-            <w:tcW w:type="dxa" w:w="3118"/>
-            <w:vAlign w:val="center"/>
-          </w:tcPr>
+          <w:tcPr/>
           <w:p>
             <w:pPr>
               <w:pStyle w:val="Compact"/>
-              <w:spacing w:line="240" w:lineRule="auto" w:after="60" w:before="60"/>
             </w:pPr>
             <w:r>
               <w:rPr>
-                <w:color w:val="000000"/>
-                <w:sz w:val="21"/>
                 <w:lang w:val="vi-VN"/>
               </w:rPr>
               <w:t xml:space="preserve">(2,5; X), (3; X)</w:t>
@@ -2865,24 +2637,15 @@
         </w:tc>
       </w:tr>
       <w:tr>
-        <w:trPr>
-          <w:cantSplit/>
-        </w:trPr>
         <w:tc>
-          <w:tcPr>
-            <w:tcW w:type="dxa" w:w="964"/>
-            <w:vAlign w:val="center"/>
-          </w:tcPr>
+          <w:tcPr/>
           <w:p>
             <w:pPr>
               <w:pStyle w:val="Compact"/>
-              <w:spacing w:line="240" w:lineRule="auto" w:after="60" w:before="60"/>
               <w:jc w:val="right"/>
             </w:pPr>
             <w:r>
               <w:rPr>
-                <w:color w:val="000000"/>
-                <w:sz w:val="21"/>
                 <w:lang w:val="vi-VN"/>
               </w:rPr>
               <w:t xml:space="preserve">4</w:t>
@@ -2890,19 +2653,13 @@
           </w:p>
         </w:tc>
         <w:tc>
-          <w:tcPr>
-            <w:tcW w:type="dxa" w:w="1304"/>
-            <w:vAlign w:val="center"/>
-          </w:tcPr>
+          <w:tcPr/>
           <w:p>
             <w:pPr>
               <w:pStyle w:val="Compact"/>
-              <w:spacing w:line="240" w:lineRule="auto" w:after="60" w:before="60"/>
             </w:pPr>
             <w:r>
               <w:rPr>
-                <w:color w:val="000000"/>
-                <w:sz w:val="21"/>
                 <w:lang w:val="vi-VN"/>
               </w:rPr>
               <w:t xml:space="preserve">(2,5; X)</w:t>
@@ -2910,19 +2667,13 @@
           </w:p>
         </w:tc>
         <w:tc>
-          <w:tcPr>
-            <w:tcW w:type="dxa" w:w="4139"/>
-            <w:vAlign w:val="center"/>
-          </w:tcPr>
+          <w:tcPr/>
           <w:p>
             <w:pPr>
               <w:pStyle w:val="Compact"/>
-              <w:spacing w:line="240" w:lineRule="auto" w:after="60" w:before="60"/>
             </w:pPr>
             <w:r>
               <w:rPr>
-                <w:color w:val="000000"/>
-                <w:sz w:val="21"/>
                 <w:lang w:val="vi-VN"/>
               </w:rPr>
               <w:t xml:space="preserve">Sinh G với chi phí 4,5</w:t>
@@ -2930,19 +2681,13 @@
           </w:p>
         </w:tc>
         <w:tc>
-          <w:tcPr>
-            <w:tcW w:type="dxa" w:w="3118"/>
-            <w:vAlign w:val="center"/>
-          </w:tcPr>
+          <w:tcPr/>
           <w:p>
             <w:pPr>
               <w:pStyle w:val="Compact"/>
-              <w:spacing w:line="240" w:lineRule="auto" w:after="60" w:before="60"/>
             </w:pPr>
             <w:r>
               <w:rPr>
-                <w:color w:val="000000"/>
-                <w:sz w:val="21"/>
                 <w:lang w:val="vi-VN"/>
               </w:rPr>
               <w:t xml:space="preserve">(3; X), (4,5; G)</w:t>
@@ -2951,24 +2696,15 @@
         </w:tc>
       </w:tr>
       <w:tr>
-        <w:trPr>
-          <w:cantSplit/>
-        </w:trPr>
         <w:tc>
-          <w:tcPr>
-            <w:tcW w:type="dxa" w:w="964"/>
-            <w:vAlign w:val="center"/>
-          </w:tcPr>
+          <w:tcPr/>
           <w:p>
             <w:pPr>
               <w:pStyle w:val="Compact"/>
-              <w:spacing w:line="240" w:lineRule="auto" w:after="60" w:before="60"/>
               <w:jc w:val="right"/>
             </w:pPr>
             <w:r>
               <w:rPr>
-                <w:color w:val="000000"/>
-                <w:sz w:val="21"/>
                 <w:lang w:val="vi-VN"/>
               </w:rPr>
               <w:t xml:space="preserve">5</w:t>
@@ -2976,19 +2712,13 @@
           </w:p>
         </w:tc>
         <w:tc>
-          <w:tcPr>
-            <w:tcW w:type="dxa" w:w="1304"/>
-            <w:vAlign w:val="center"/>
-          </w:tcPr>
+          <w:tcPr/>
           <w:p>
             <w:pPr>
               <w:pStyle w:val="Compact"/>
-              <w:spacing w:line="240" w:lineRule="auto" w:after="60" w:before="60"/>
             </w:pPr>
             <w:r>
               <w:rPr>
-                <w:color w:val="000000"/>
-                <w:sz w:val="21"/>
                 <w:lang w:val="vi-VN"/>
               </w:rPr>
               <w:t xml:space="preserve">(3; X)</w:t>
@@ -2996,19 +2726,13 @@
           </w:p>
         </w:tc>
         <w:tc>
-          <w:tcPr>
-            <w:tcW w:type="dxa" w:w="4139"/>
-            <w:vAlign w:val="center"/>
-          </w:tcPr>
+          <w:tcPr/>
           <w:p>
             <w:pPr>
               <w:pStyle w:val="Compact"/>
-              <w:spacing w:line="240" w:lineRule="auto" w:after="60" w:before="60"/>
             </w:pPr>
             <w:r>
               <w:rPr>
-                <w:color w:val="000000"/>
-                <w:sz w:val="21"/>
                 <w:lang w:val="vi-VN"/>
               </w:rPr>
               <w:t xml:space="preserve">Bỏ vì 3 khác best_g[X] = 2,5</w:t>
@@ -3016,19 +2740,13 @@
           </w:p>
         </w:tc>
         <w:tc>
-          <w:tcPr>
-            <w:tcW w:type="dxa" w:w="3118"/>
-            <w:vAlign w:val="center"/>
-          </w:tcPr>
+          <w:tcPr/>
           <w:p>
             <w:pPr>
               <w:pStyle w:val="Compact"/>
-              <w:spacing w:line="240" w:lineRule="auto" w:after="60" w:before="60"/>
             </w:pPr>
             <w:r>
               <w:rPr>
-                <w:color w:val="000000"/>
-                <w:sz w:val="21"/>
                 <w:lang w:val="vi-VN"/>
               </w:rPr>
               <w:t xml:space="preserve">(4,5; G)</w:t>
@@ -3037,24 +2755,15 @@
         </w:tc>
       </w:tr>
       <w:tr>
-        <w:trPr>
-          <w:cantSplit/>
-        </w:trPr>
         <w:tc>
-          <w:tcPr>
-            <w:tcW w:type="dxa" w:w="964"/>
-            <w:vAlign w:val="center"/>
-          </w:tcPr>
+          <w:tcPr/>
           <w:p>
             <w:pPr>
               <w:pStyle w:val="Compact"/>
-              <w:spacing w:line="240" w:lineRule="auto" w:after="60" w:before="60"/>
               <w:jc w:val="right"/>
             </w:pPr>
             <w:r>
               <w:rPr>
-                <w:color w:val="000000"/>
-                <w:sz w:val="21"/>
                 <w:lang w:val="vi-VN"/>
               </w:rPr>
               <w:t xml:space="preserve">6</w:t>
@@ -3062,19 +2771,13 @@
           </w:p>
         </w:tc>
         <w:tc>
-          <w:tcPr>
-            <w:tcW w:type="dxa" w:w="1304"/>
-            <w:vAlign w:val="center"/>
-          </w:tcPr>
+          <w:tcPr/>
           <w:p>
             <w:pPr>
               <w:pStyle w:val="Compact"/>
-              <w:spacing w:line="240" w:lineRule="auto" w:after="60" w:before="60"/>
             </w:pPr>
             <w:r>
               <w:rPr>
-                <w:color w:val="000000"/>
-                <w:sz w:val="21"/>
                 <w:lang w:val="vi-VN"/>
               </w:rPr>
               <w:t xml:space="preserve">(4,5; G)</w:t>
@@ -3082,19 +2785,13 @@
           </w:p>
         </w:tc>
         <w:tc>
-          <w:tcPr>
-            <w:tcW w:type="dxa" w:w="4139"/>
-            <w:vAlign w:val="center"/>
-          </w:tcPr>
+          <w:tcPr/>
           <w:p>
             <w:pPr>
               <w:pStyle w:val="Compact"/>
-              <w:spacing w:line="240" w:lineRule="auto" w:after="60" w:before="60"/>
             </w:pPr>
             <w:r>
               <w:rPr>
-                <w:color w:val="000000"/>
-                <w:sz w:val="21"/>
                 <w:lang w:val="vi-VN"/>
               </w:rPr>
               <w:t xml:space="preserve">Lấy đích, trả đường S→B→X→G</w:t>
@@ -3102,19 +2799,13 @@
           </w:p>
         </w:tc>
         <w:tc>
-          <w:tcPr>
-            <w:tcW w:type="dxa" w:w="3118"/>
-            <w:vAlign w:val="center"/>
-          </w:tcPr>
+          <w:tcPr/>
           <w:p>
             <w:pPr>
               <w:pStyle w:val="Compact"/>
-              <w:spacing w:line="240" w:lineRule="auto" w:after="60" w:before="60"/>
             </w:pPr>
             <w:r>
               <w:rPr>
-                <w:color w:val="000000"/>
-                <w:sz w:val="21"/>
                 <w:lang w:val="vi-VN"/>
               </w:rPr>
               <w:t xml:space="preserve">Dừng tìm kiếm</w:t>
@@ -3126,7 +2817,6 @@
     <w:p>
       <w:pPr>
         <w:pStyle w:val="FirstParagraph"/>
-        <w:widowControl/>
       </w:pPr>
       <w:r>
         <w:rPr>
@@ -3138,7 +2828,6 @@
     <w:p>
       <w:pPr>
         <w:pStyle w:val="BodyText"/>
-        <w:widowControl/>
       </w:pPr>
       <w:r>
         <w:rPr>
@@ -3175,21 +2864,19 @@
     <w:p>
       <w:pPr>
         <w:pStyle w:val="Heading1"/>
-        <w:widowControl/>
-      </w:pPr>
-      <w:bookmarkStart w:id="26" w:name="_4c402099fba7bb17d599ce633f939bd299c67a4"/>
+      </w:pPr>
+      <w:bookmarkStart w:id="17" w:name="_4c402099fba7bb17d599ce633f939bd299c67a4"/>
       <w:r>
         <w:rPr>
           <w:lang w:val="vi-VN"/>
         </w:rPr>
         <w:t xml:space="preserve">5 Quan hệ giữa UCS và BFS</w:t>
       </w:r>
-      <w:bookmarkEnd w:id="26"/>
+      <w:bookmarkEnd w:id="17"/>
     </w:p>
     <w:p>
       <w:pPr>
         <w:pStyle w:val="FirstParagraph"/>
-        <w:widowControl/>
       </w:pPr>
       <w:r>
         <w:rPr>
@@ -3256,7 +2943,6 @@
     <w:p>
       <w:pPr>
         <w:pStyle w:val="BodyText"/>
-        <w:widowControl/>
       </w:pPr>
       <w:r>
         <w:rPr>
@@ -3268,7 +2954,6 @@
     <w:p>
       <w:pPr>
         <w:pStyle w:val="BodyText"/>
-        <w:widowControl/>
       </w:pPr>
       <w:r>
         <w:rPr>
@@ -3280,7 +2965,6 @@
     <w:p>
       <w:pPr>
         <w:pStyle w:val="BodyText"/>
-        <w:widowControl/>
       </w:pPr>
       <w:r>
         <w:rPr>
@@ -3380,16 +3064,15 @@
     <w:p>
       <w:pPr>
         <w:pStyle w:val="Heading1"/>
-        <w:widowControl/>
-      </w:pPr>
-      <w:bookmarkStart w:id="27" w:name="_ccb77e397a5b86f9c691374b50fb8e9823cbe74"/>
+      </w:pPr>
+      <w:bookmarkStart w:id="18" w:name="_ccb77e397a5b86f9c691374b50fb8e9823cbe74"/>
       <w:r>
         <w:rPr>
           <w:lang w:val="vi-VN"/>
         </w:rPr>
         <w:t xml:space="preserve">6 Kết quả và các trường hợp biên</w:t>
       </w:r>
-      <w:bookmarkEnd w:id="27"/>
+      <w:bookmarkEnd w:id="18"/>
     </w:p>
     <w:tbl>
       <w:tblPr>
@@ -3397,47 +3080,23 @@
         <w:tblW w:type="pct" w:w="5000"/>
         <w:tblLayout w:type="fixed"/>
         <w:tblLook w:firstRow="1" w:lastRow="0" w:firstColumn="0" w:lastColumn="0" w:noHBand="0" w:noVBand="0" w:val="0020"/>
-        <w:tblBorders>
-          <w:top w:val="single" w:sz="4" w:color="D9D9D9"/>
-          <w:left w:val="single" w:sz="4" w:color="D9D9D9"/>
-          <w:bottom w:val="single" w:sz="4" w:color="D9D9D9"/>
-          <w:right w:val="single" w:sz="4" w:color="D9D9D9"/>
-          <w:insideH w:val="single" w:sz="4" w:color="D9D9D9"/>
-          <w:insideV w:val="single" w:sz="4" w:color="D9D9D9"/>
-        </w:tblBorders>
-        <w:tblCellMar>
-          <w:top w:w="85" w:type="dxa"/>
-          <w:bottom w:w="85" w:type="dxa"/>
-          <w:left w:w="85" w:type="dxa"/>
-          <w:right w:w="85" w:type="dxa"/>
-        </w:tblCellMar>
       </w:tblPr>
       <w:tblGrid>
-        <w:gridCol w:w="2665"/>
-        <w:gridCol w:w="6860"/>
+        <w:gridCol w:w="3960"/>
+        <w:gridCol w:w="3960"/>
       </w:tblGrid>
       <w:tr>
         <w:trPr>
           <w:tblHeader w:val="on"/>
-          <w:cantSplit/>
-          <w:tblHeader/>
         </w:trPr>
         <w:tc>
-          <w:tcPr>
-            <w:tcW w:type="dxa" w:w="2665"/>
-            <w:vAlign w:val="center"/>
-            <w:shd w:fill="E8EEF3"/>
-          </w:tcPr>
+          <w:tcPr/>
           <w:p>
             <w:pPr>
               <w:pStyle w:val="Compact"/>
-              <w:spacing w:line="240" w:lineRule="auto" w:after="60" w:before="60"/>
             </w:pPr>
             <w:r>
               <w:rPr>
-                <w:b/>
-                <w:color w:val="000000"/>
-                <w:sz w:val="21"/>
                 <w:lang w:val="vi-VN"/>
               </w:rPr>
               <w:t xml:space="preserve">Tình huống</w:t>
@@ -3445,21 +3104,13 @@
           </w:p>
         </w:tc>
         <w:tc>
-          <w:tcPr>
-            <w:tcW w:type="dxa" w:w="6860"/>
-            <w:vAlign w:val="center"/>
-            <w:shd w:fill="E8EEF3"/>
-          </w:tcPr>
+          <w:tcPr/>
           <w:p>
             <w:pPr>
               <w:pStyle w:val="Compact"/>
-              <w:spacing w:line="240" w:lineRule="auto" w:after="60" w:before="60"/>
             </w:pPr>
             <w:r>
               <w:rPr>
-                <w:b/>
-                <w:color w:val="000000"/>
-                <w:sz w:val="21"/>
                 <w:lang w:val="vi-VN"/>
               </w:rPr>
               <w:t xml:space="preserve">Cách xử lý của UCS</w:t>
@@ -3468,23 +3119,14 @@
         </w:tc>
       </w:tr>
       <w:tr>
-        <w:trPr>
-          <w:cantSplit/>
-        </w:trPr>
         <w:tc>
-          <w:tcPr>
-            <w:tcW w:type="dxa" w:w="2665"/>
-            <w:vAlign w:val="center"/>
-          </w:tcPr>
+          <w:tcPr/>
           <w:p>
             <w:pPr>
               <w:pStyle w:val="Compact"/>
-              <w:spacing w:line="240" w:lineRule="auto" w:after="60" w:before="60"/>
             </w:pPr>
             <w:r>
               <w:rPr>
-                <w:color w:val="000000"/>
-                <w:sz w:val="21"/>
                 <w:lang w:val="vi-VN"/>
               </w:rPr>
               <w:t xml:space="preserve">Xuất phát đã ở đích</w:t>
@@ -3492,19 +3134,13 @@
           </w:p>
         </w:tc>
         <w:tc>
-          <w:tcPr>
-            <w:tcW w:type="dxa" w:w="6860"/>
-            <w:vAlign w:val="center"/>
-          </w:tcPr>
+          <w:tcPr/>
           <w:p>
             <w:pPr>
               <w:pStyle w:val="Compact"/>
-              <w:spacing w:line="240" w:lineRule="auto" w:after="60" w:before="60"/>
             </w:pPr>
             <w:r>
               <w:rPr>
-                <w:color w:val="000000"/>
-                <w:sz w:val="21"/>
                 <w:lang w:val="vi-VN"/>
               </w:rPr>
               <w:t xml:space="preserve">Lấy start khỏi heap, trả found=True, moves rỗng, cost 0, expanded_nodes 0</w:t>
@@ -3513,23 +3149,14 @@
         </w:tc>
       </w:tr>
       <w:tr>
-        <w:trPr>
-          <w:cantSplit/>
-        </w:trPr>
         <w:tc>
-          <w:tcPr>
-            <w:tcW w:type="dxa" w:w="2665"/>
-            <w:vAlign w:val="center"/>
-          </w:tcPr>
+          <w:tcPr/>
           <w:p>
             <w:pPr>
               <w:pStyle w:val="Compact"/>
-              <w:spacing w:line="240" w:lineRule="auto" w:after="60" w:before="60"/>
             </w:pPr>
             <w:r>
               <w:rPr>
-                <w:color w:val="000000"/>
-                <w:sz w:val="21"/>
                 <w:lang w:val="vi-VN"/>
               </w:rPr>
               <w:t xml:space="preserve">Sinh successor hợp lệ</w:t>
@@ -3537,19 +3164,13 @@
           </w:p>
         </w:tc>
         <w:tc>
-          <w:tcPr>
-            <w:tcW w:type="dxa" w:w="6860"/>
-            <w:vAlign w:val="center"/>
-          </w:tcPr>
+          <w:tcPr/>
           <w:p>
             <w:pPr>
               <w:pStyle w:val="Compact"/>
-              <w:spacing w:line="240" w:lineRule="auto" w:after="60" w:before="60"/>
             </w:pPr>
             <w:r>
               <w:rPr>
-                <w:color w:val="000000"/>
-                <w:sz w:val="21"/>
                 <w:lang w:val="vi-VN"/>
               </w:rPr>
               <w:t xml:space="preserve">Cộng cost của trạng thái sau rồi xét cập nhật đường tốt hơn</w:t>
@@ -3558,23 +3179,14 @@
         </w:tc>
       </w:tr>
       <w:tr>
-        <w:trPr>
-          <w:cantSplit/>
-        </w:trPr>
         <w:tc>
-          <w:tcPr>
-            <w:tcW w:type="dxa" w:w="2665"/>
-            <w:vAlign w:val="center"/>
-          </w:tcPr>
+          <w:tcPr/>
           <w:p>
             <w:pPr>
               <w:pStyle w:val="Compact"/>
-              <w:spacing w:line="240" w:lineRule="auto" w:after="60" w:before="60"/>
             </w:pPr>
             <w:r>
               <w:rPr>
-                <w:color w:val="000000"/>
-                <w:sz w:val="21"/>
                 <w:lang w:val="vi-VN"/>
               </w:rPr>
               <w:t xml:space="preserve">Trạng thái có đường tới rẻ hơn</w:t>
@@ -3582,19 +3194,13 @@
           </w:p>
         </w:tc>
         <w:tc>
-          <w:tcPr>
-            <w:tcW w:type="dxa" w:w="6860"/>
-            <w:vAlign w:val="center"/>
-          </w:tcPr>
+          <w:tcPr/>
           <w:p>
             <w:pPr>
               <w:pStyle w:val="Compact"/>
-              <w:spacing w:line="240" w:lineRule="auto" w:after="60" w:before="60"/>
             </w:pPr>
             <w:r>
               <w:rPr>
-                <w:color w:val="000000"/>
-                <w:sz w:val="21"/>
                 <w:lang w:val="vi-VN"/>
               </w:rPr>
               <w:t xml:space="preserve">Cập nhật best_g và parent, thêm entry mới</w:t>
@@ -3603,23 +3209,14 @@
         </w:tc>
       </w:tr>
       <w:tr>
-        <w:trPr>
-          <w:cantSplit/>
-        </w:trPr>
         <w:tc>
-          <w:tcPr>
-            <w:tcW w:type="dxa" w:w="2665"/>
-            <w:vAlign w:val="center"/>
-          </w:tcPr>
+          <w:tcPr/>
           <w:p>
             <w:pPr>
               <w:pStyle w:val="Compact"/>
-              <w:spacing w:line="240" w:lineRule="auto" w:after="60" w:before="60"/>
             </w:pPr>
             <w:r>
               <w:rPr>
-                <w:color w:val="000000"/>
-                <w:sz w:val="21"/>
                 <w:lang w:val="vi-VN"/>
               </w:rPr>
               <w:t xml:space="preserve">Entry lỗi thời</w:t>
@@ -3627,19 +3224,13 @@
           </w:p>
         </w:tc>
         <w:tc>
-          <w:tcPr>
-            <w:tcW w:type="dxa" w:w="6860"/>
-            <w:vAlign w:val="center"/>
-          </w:tcPr>
+          <w:tcPr/>
           <w:p>
             <w:pPr>
               <w:pStyle w:val="Compact"/>
-              <w:spacing w:line="240" w:lineRule="auto" w:after="60" w:before="60"/>
             </w:pPr>
             <w:r>
               <w:rPr>
-                <w:color w:val="000000"/>
-                <w:sz w:val="21"/>
                 <w:lang w:val="vi-VN"/>
               </w:rPr>
               <w:t xml:space="preserve">Bỏ qua trước kiểm tra đích và trước tăng bộ đếm mở rộng</w:t>
@@ -3648,23 +3239,14 @@
         </w:tc>
       </w:tr>
       <w:tr>
-        <w:trPr>
-          <w:cantSplit/>
-        </w:trPr>
         <w:tc>
-          <w:tcPr>
-            <w:tcW w:type="dxa" w:w="2665"/>
-            <w:vAlign w:val="center"/>
-          </w:tcPr>
+          <w:tcPr/>
           <w:p>
             <w:pPr>
               <w:pStyle w:val="Compact"/>
-              <w:spacing w:line="240" w:lineRule="auto" w:after="60" w:before="60"/>
             </w:pPr>
             <w:r>
               <w:rPr>
-                <w:color w:val="000000"/>
-                <w:sz w:val="21"/>
                 <w:lang w:val="vi-VN"/>
               </w:rPr>
               <w:t xml:space="preserve">Trạng thái không có successor</w:t>
@@ -3672,19 +3254,13 @@
           </w:p>
         </w:tc>
         <w:tc>
-          <w:tcPr>
-            <w:tcW w:type="dxa" w:w="6860"/>
-            <w:vAlign w:val="center"/>
-          </w:tcPr>
+          <w:tcPr/>
           <w:p>
             <w:pPr>
               <w:pStyle w:val="Compact"/>
-              <w:spacing w:line="240" w:lineRule="auto" w:after="60" w:before="60"/>
             </w:pPr>
             <w:r>
               <w:rPr>
-                <w:color w:val="000000"/>
-                <w:sz w:val="21"/>
                 <w:lang w:val="vi-VN"/>
               </w:rPr>
               <w:t xml:space="preserve">Vẫn tính một lần mở rộng khi gọi get_successors, rồi tiếp tục heap</w:t>
@@ -3693,23 +3269,14 @@
         </w:tc>
       </w:tr>
       <w:tr>
-        <w:trPr>
-          <w:cantSplit/>
-        </w:trPr>
         <w:tc>
-          <w:tcPr>
-            <w:tcW w:type="dxa" w:w="2665"/>
-            <w:vAlign w:val="center"/>
-          </w:tcPr>
+          <w:tcPr/>
           <w:p>
             <w:pPr>
               <w:pStyle w:val="Compact"/>
-              <w:spacing w:line="240" w:lineRule="auto" w:after="60" w:before="60"/>
             </w:pPr>
             <w:r>
               <w:rPr>
-                <w:color w:val="000000"/>
-                <w:sz w:val="21"/>
                 <w:lang w:val="vi-VN"/>
               </w:rPr>
               <w:t xml:space="preserve">Heap cạn, chưa gặp đích</w:t>
@@ -3717,19 +3284,13 @@
           </w:p>
         </w:tc>
         <w:tc>
-          <w:tcPr>
-            <w:tcW w:type="dxa" w:w="6860"/>
-            <w:vAlign w:val="center"/>
-          </w:tcPr>
+          <w:tcPr/>
           <w:p>
             <w:pPr>
               <w:pStyle w:val="Compact"/>
-              <w:spacing w:line="240" w:lineRule="auto" w:after="60" w:before="60"/>
             </w:pPr>
             <w:r>
               <w:rPr>
-                <w:color w:val="000000"/>
-                <w:sz w:val="21"/>
                 <w:lang w:val="vi-VN"/>
               </w:rPr>
               <w:t xml:space="preserve">Trả found=False, moves rỗng, total_cost 0 theo quy ước kết quả</w:t>
@@ -3741,7 +3302,6 @@
     <w:p>
       <w:pPr>
         <w:pStyle w:val="FirstParagraph"/>
-        <w:widowControl/>
       </w:pPr>
       <w:r>
         <w:rPr>
@@ -3791,7 +3351,6 @@
     <w:p>
       <w:pPr>
         <w:pStyle w:val="BodyText"/>
-        <w:widowControl/>
       </w:pPr>
       <w:r>
         <w:rPr>
@@ -3878,21 +3437,19 @@
     <w:p>
       <w:pPr>
         <w:pStyle w:val="Heading1"/>
-        <w:widowControl/>
-      </w:pPr>
-      <w:bookmarkStart w:id="28" w:name="_8bc20ad18f632a721d5b9f7770d7c9e90062863"/>
+      </w:pPr>
+      <w:bookmarkStart w:id="19" w:name="_8bc20ad18f632a721d5b9f7770d7c9e90062863"/>
       <w:r>
         <w:rPr>
           <w:lang w:val="vi-VN"/>
         </w:rPr>
         <w:t xml:space="preserve">7 Nguồn tham khảo và sử dụng AI</w:t>
       </w:r>
-      <w:bookmarkEnd w:id="28"/>
+      <w:bookmarkEnd w:id="19"/>
     </w:p>
     <w:p>
       <w:pPr>
         <w:pStyle w:val="FirstParagraph"/>
-        <w:widowControl/>
       </w:pPr>
       <w:r>
         <w:rPr>
@@ -3961,34 +3518,12 @@
         <w:rPr>
           <w:lang w:val="vi-VN"/>
         </w:rPr>
-        <w:t xml:space="preserve">. Luồng UCS, điểm kiểm tra đích của BFS và schema kết quả.</w:t>
-      </w:r>
-      <w:r>
-        <w:rPr>
-          <w:lang w:val="vi-VN"/>
-        </w:rPr>
-        <w:t xml:space="preserve"> </w:t>
-      </w:r>
-      <w:hyperlink r:id="rId29">
-        <w:r>
-          <w:rPr>
-            <w:rStyle w:val="Hyperlink"/>
-            <w:lang w:val="vi-VN"/>
-          </w:rPr>
-          <w:t xml:space="preserve">Thư mục solver tại commit đối chiếu</w:t>
-        </w:r>
-      </w:hyperlink>
-      <w:r>
-        <w:rPr>
-          <w:lang w:val="vi-VN"/>
-        </w:rPr>
-        <w:t xml:space="preserve">.</w:t>
+        <w:t xml:space="preserve">. Luồng UCS, điểm kiểm tra đích của BFS và schema kết quả trong repository.</w:t>
       </w:r>
     </w:p>
     <w:p>
       <w:pPr>
         <w:pStyle w:val="BodyText"/>
-        <w:widowControl/>
       </w:pPr>
       <w:r>
         <w:rPr>
@@ -4015,32 +3550,10 @@
         </w:rPr>
         <w:t xml:space="preserve">. State, điều kiện thắng, tập tám hướng và successor hợp lệ.</w:t>
       </w:r>
-      <w:r>
-        <w:rPr>
-          <w:lang w:val="vi-VN"/>
-        </w:rPr>
-        <w:t xml:space="preserve"> </w:t>
-      </w:r>
-      <w:hyperlink r:id="rId30">
-        <w:r>
-          <w:rPr>
-            <w:rStyle w:val="Hyperlink"/>
-            <w:lang w:val="vi-VN"/>
-          </w:rPr>
-          <w:t xml:space="preserve">Mã nguồn tại commit đối chiếu</w:t>
-        </w:r>
-      </w:hyperlink>
-      <w:r>
-        <w:rPr>
-          <w:lang w:val="vi-VN"/>
-        </w:rPr>
-        <w:t xml:space="preserve">.</w:t>
-      </w:r>
     </w:p>
     <w:p>
       <w:pPr>
         <w:pStyle w:val="BodyText"/>
-        <w:widowControl/>
       </w:pPr>
       <w:r>
         <w:rPr>
@@ -4109,7 +3622,6 @@
     <w:p>
       <w:pPr>
         <w:pStyle w:val="BodyText"/>
-        <w:widowControl/>
       </w:pPr>
       <w:r>
         <w:rPr>
@@ -4123,7 +3635,7 @@
         </w:rPr>
         <w:t xml:space="preserve"> </w:t>
       </w:r>
-      <w:hyperlink r:id="rId31">
+      <w:hyperlink r:id="rId20">
         <w:r>
           <w:rPr>
             <w:rStyle w:val="Hyperlink"/>
@@ -4142,7 +3654,6 @@
     <w:p>
       <w:pPr>
         <w:pStyle w:val="BodyText"/>
-        <w:widowControl/>
       </w:pPr>
       <w:r>
         <w:rPr>
@@ -4156,7 +3667,7 @@
         </w:rPr>
         <w:t xml:space="preserve"> </w:t>
       </w:r>
-      <w:hyperlink r:id="rId32">
+      <w:hyperlink r:id="rId21">
         <w:r>
           <w:rPr>
             <w:rStyle w:val="Hyperlink"/>
@@ -4175,7 +3686,6 @@
     <w:p>
       <w:pPr>
         <w:pStyle w:val="BodyText"/>
-        <w:widowControl/>
       </w:pPr>
       <w:r>
         <w:rPr>
@@ -4185,12 +3695,9 @@
       </w:r>
     </w:p>
     <w:sectPr>
-      <w:footerReference w:type="default" r:id="rId9"/>
       <w:footnotePr>
         <w:numRestart w:val="eachSect"/>
       </w:footnotePr>
-      <w:pgSz w:w="11906" w:h="16838"/>
-      <w:pgMar w:left="1191" w:right="1191" w:top="1077" w:bottom="1077"/>
     </w:sectPr>
   </w:body>
 </w:document>
@@ -4198,24 +3705,6 @@
 
 <file path=word/comments.xml><?xml version="1.0" encoding="utf-8"?>
 <w:comments xmlns:w="http://schemas.openxmlformats.org/wordprocessingml/2006/main" xmlns:m="http://schemas.openxmlformats.org/officeDocument/2006/math" xmlns:r="http://schemas.openxmlformats.org/officeDocument/2006/relationships" xmlns:o="urn:schemas-microsoft-com:office:office" xmlns:v="urn:schemas-microsoft-com:vml" xmlns:w10="urn:schemas-microsoft-com:office:word" xmlns:a="http://schemas.openxmlformats.org/drawingml/2006/main" xmlns:pic="http://schemas.openxmlformats.org/drawingml/2006/picture" xmlns:wp="http://schemas.openxmlformats.org/drawingml/2006/wordprocessingDrawing"/>
-</file>
-
-<file path=word/footer1.xml><?xml version="1.0" encoding="utf-8"?>
-<w:ftr xmlns:m="http://schemas.openxmlformats.org/officeDocument/2006/math" xmlns:mc="http://schemas.openxmlformats.org/markup-compatibility/2006" xmlns:mo="http://schemas.microsoft.com/office/mac/office/2008/main" xmlns:mv="urn:schemas-microsoft-com:mac:vml" xmlns:o="urn:schemas-microsoft-com:office:office" xmlns:r="http://schemas.openxmlformats.org/officeDocument/2006/relationships" xmlns:v="urn:schemas-microsoft-com:vml" xmlns:w10="urn:schemas-microsoft-com:office:word" xmlns:w14="http://schemas.microsoft.com/office/word/2010/wordml" xmlns:w="http://schemas.openxmlformats.org/wordprocessingml/2006/main" xmlns:wne="http://schemas.microsoft.com/office/word/2006/wordml" xmlns:wp14="http://schemas.microsoft.com/office/word/2010/wordprocessingDrawing" xmlns:wp="http://schemas.openxmlformats.org/drawingml/2006/wordprocessingDrawing" xmlns:wpc="http://schemas.microsoft.com/office/word/2010/wordprocessingCanvas" xmlns:wpg="http://schemas.microsoft.com/office/word/2010/wordprocessingGroup" xmlns:wpi="http://schemas.microsoft.com/office/word/2010/wordprocessingInk" xmlns:wps="http://schemas.microsoft.com/office/word/2010/wordprocessingShape" mc:Ignorable="w14 wp14">
-  <w:p>
-    <w:pPr>
-      <w:pStyle w:val="Footer"/>
-      <w:jc w:val="right"/>
-    </w:pPr>
-    <w:r>
-      <w:rPr>
-        <w:sz w:val="18"/>
-      </w:rPr>
-      <w:t xml:space="preserve">P02  |  </w:t>
-    </w:r>
-    <w:fldSimple w:instr="PAGE"/>
-  </w:p>
-</w:ftr>
 </file>
 
 <file path=word/footnotes.xml><?xml version="1.0" encoding="utf-8"?>
@@ -4375,15 +3864,13 @@
     <w:qFormat/>
     <w:rsid w:val="00A10FD9"/>
     <w:pPr>
-      <w:keepNext/>
       <w:spacing w:after="80" w:line="240" w:lineRule="auto"/>
       <w:contextualSpacing/>
       <w:jc w:val="center"/>
     </w:pPr>
     <w:rPr>
-      <w:rFonts w:asciiTheme="majorHAnsi" w:eastAsiaTheme="majorEastAsia" w:hAnsiTheme="majorHAnsi" w:cstheme="majorBidi" w:ascii="Times New Roman" w:hAnsi="Times New Roman"/>
-      <w:color w:val="000000"/>
-      <w:sz w:val="42"/>
+      <w:rFonts w:asciiTheme="majorHAnsi" w:eastAsiaTheme="majorEastAsia" w:hAnsiTheme="majorHAnsi" w:cstheme="majorBidi"/>
+      <w:sz w:val="56"/>
       <w:szCs w:val="56"/>
     </w:rPr>
   </w:style>
@@ -4408,16 +3895,14 @@
     <w:qFormat/>
     <w:rsid w:val="00A10FD9"/>
     <w:pPr>
-      <w:keepNext/>
       <w:numPr>
         <w:ilvl w:val="1"/>
       </w:numPr>
     </w:pPr>
     <w:rPr>
-      <w:rFonts w:eastAsiaTheme="majorEastAsia" w:cstheme="majorBidi" w:ascii="Times New Roman" w:hAnsi="Times New Roman"/>
-      <w:color w:val="000000"/>
+      <w:rFonts w:eastAsiaTheme="majorEastAsia" w:cstheme="majorBidi"/>
       <w:spacing w:val="15"/>
-      <w:sz w:val="24"/>
+      <w:sz w:val="28"/>
       <w:szCs w:val="28"/>
     </w:rPr>
   </w:style>
@@ -4518,9 +4003,9 @@
       <w:outlineLvl w:val="0"/>
     </w:pPr>
     <w:rPr>
-      <w:rFonts w:asciiTheme="majorHAnsi" w:eastAsiaTheme="majorEastAsia" w:hAnsiTheme="majorHAnsi" w:cstheme="majorBidi" w:ascii="Times New Roman" w:hAnsi="Times New Roman"/>
-      <w:color w:val="000000"/>
-      <w:sz w:val="28"/>
+      <w:rFonts w:asciiTheme="majorHAnsi" w:eastAsiaTheme="majorEastAsia" w:hAnsiTheme="majorHAnsi" w:cstheme="majorBidi"/>
+      <w:color w:val="0F4761" w:themeColor="accent1" w:themeShade="BF"/>
+      <w:sz w:val="40"/>
       <w:szCs w:val="40"/>
     </w:rPr>
   </w:style>
@@ -4541,9 +4026,9 @@
       <w:outlineLvl w:val="1"/>
     </w:pPr>
     <w:rPr>
-      <w:rFonts w:asciiTheme="majorHAnsi" w:eastAsiaTheme="majorEastAsia" w:hAnsiTheme="majorHAnsi" w:cstheme="majorBidi" w:ascii="Times New Roman" w:hAnsi="Times New Roman"/>
-      <w:color w:val="000000"/>
-      <w:sz w:val="24"/>
+      <w:rFonts w:asciiTheme="majorHAnsi" w:eastAsiaTheme="majorEastAsia" w:hAnsiTheme="majorHAnsi" w:cstheme="majorBidi"/>
+      <w:color w:val="0F4761" w:themeColor="accent1" w:themeShade="BF"/>
+      <w:sz w:val="32"/>
       <w:szCs w:val="32"/>
     </w:rPr>
   </w:style>
